--- a/插件详细手册/6.地图/地图设计-特效管理层.docx
+++ b/插件详细手册/6.地图/地图设计-特效管理层.docx
@@ -1,30 +1,34 @@
 
 <file path=word/document.xml><?xml version="1.0" encoding="utf-8"?>
-<w:document xmlns:wpc="http://schemas.microsoft.com/office/word/2010/wordprocessingCanvas" xmlns:cx="http://schemas.microsoft.com/office/drawing/2014/chartex" xmlns:cx1="http://schemas.microsoft.com/office/drawing/2015/9/8/chartex" xmlns:cx2="http://schemas.microsoft.com/office/drawing/2015/10/21/chartex" xmlns:cx3="http://schemas.microsoft.com/office/drawing/2016/5/9/chartex" xmlns:cx4="http://schemas.microsoft.com/office/drawing/2016/5/10/chartex" xmlns:cx5="http://schemas.microsoft.com/office/drawing/2016/5/11/chartex" xmlns:cx6="http://schemas.microsoft.com/office/drawing/2016/5/12/chartex" xmlns:cx7="http://schemas.microsoft.com/office/drawing/2016/5/13/chartex" xmlns:cx8="http://schemas.microsoft.com/office/drawing/2016/5/14/chartex" xmlns:mc="http://schemas.openxmlformats.org/markup-compatibility/2006" xmlns:aink="http://schemas.microsoft.com/office/drawing/2016/ink" xmlns:am3d="http://schemas.microsoft.com/office/drawing/2017/model3d" xmlns:o="urn:schemas-microsoft-com:office:office" xmlns:oel="http://schemas.microsoft.com/office/2019/extlst" xmlns:r="http://schemas.openxmlformats.org/officeDocument/2006/relationships" xmlns:m="http://schemas.openxmlformats.org/officeDocument/2006/math" xmlns:v="urn:schemas-microsoft-com:vml" xmlns:wp14="http://schemas.microsoft.com/office/word/2010/wordprocessingDrawing" xmlns:wp="http://schemas.openxmlformats.org/drawingml/2006/wordprocessingDrawing" xmlns:w10="urn:schemas-microsoft-com:office:word" xmlns:w="http://schemas.openxmlformats.org/wordprocessingml/2006/main" xmlns:w14="http://schemas.microsoft.com/office/word/2010/wordml" xmlns:w15="http://schemas.microsoft.com/office/word/2012/wordml" xmlns:w16cex="http://schemas.microsoft.com/office/word/2018/wordml/cex" xmlns:w16cid="http://schemas.microsoft.com/office/word/2016/wordml/cid" xmlns:w16="http://schemas.microsoft.com/office/word/2018/wordml" xmlns:w16sdtdh="http://schemas.microsoft.com/office/word/2020/wordml/sdtdatahash" xmlns:w16se="http://schemas.microsoft.com/office/word/2015/wordml/symex" xmlns:wpg="http://schemas.microsoft.com/office/word/2010/wordprocessingGroup" xmlns:wpi="http://schemas.microsoft.com/office/word/2010/wordprocessingInk" xmlns:wne="http://schemas.microsoft.com/office/word/2006/wordml" xmlns:wps="http://schemas.microsoft.com/office/word/2010/wordprocessingShape" mc:Ignorable="w14 w15 w16se w16cid w16 w16cex w16sdtdh wp14">
+<w:document xmlns:wpc="http://schemas.microsoft.com/office/word/2010/wordprocessingCanvas" xmlns:cx="http://schemas.microsoft.com/office/drawing/2014/chartex" xmlns:cx1="http://schemas.microsoft.com/office/drawing/2015/9/8/chartex" xmlns:cx2="http://schemas.microsoft.com/office/drawing/2015/10/21/chartex" xmlns:cx3="http://schemas.microsoft.com/office/drawing/2016/5/9/chartex" xmlns:cx4="http://schemas.microsoft.com/office/drawing/2016/5/10/chartex" xmlns:cx5="http://schemas.microsoft.com/office/drawing/2016/5/11/chartex" xmlns:cx6="http://schemas.microsoft.com/office/drawing/2016/5/12/chartex" xmlns:cx7="http://schemas.microsoft.com/office/drawing/2016/5/13/chartex" xmlns:cx8="http://schemas.microsoft.com/office/drawing/2016/5/14/chartex" xmlns:mc="http://schemas.openxmlformats.org/markup-compatibility/2006" xmlns:aink="http://schemas.microsoft.com/office/drawing/2016/ink" xmlns:am3d="http://schemas.microsoft.com/office/drawing/2017/model3d" xmlns:o="urn:schemas-microsoft-com:office:office" xmlns:oel="http://schemas.microsoft.com/office/2019/extlst" xmlns:r="http://schemas.openxmlformats.org/officeDocument/2006/relationships" xmlns:m="http://schemas.openxmlformats.org/officeDocument/2006/math" xmlns:v="urn:schemas-microsoft-com:vml" xmlns:wp14="http://schemas.microsoft.com/office/word/2010/wordprocessingDrawing" xmlns:wp="http://schemas.openxmlformats.org/drawingml/2006/wordprocessingDrawing" xmlns:w10="urn:schemas-microsoft-com:office:word" xmlns:w="http://schemas.openxmlformats.org/wordprocessingml/2006/main" xmlns:w14="http://schemas.microsoft.com/office/word/2010/wordml" xmlns:w15="http://schemas.microsoft.com/office/word/2012/wordml" xmlns:w16cex="http://schemas.microsoft.com/office/word/2018/wordml/cex" xmlns:w16cid="http://schemas.microsoft.com/office/word/2016/wordml/cid" xmlns:w16="http://schemas.microsoft.com/office/word/2018/wordml" xmlns:w16du="http://schemas.microsoft.com/office/word/2023/wordml/word16du" xmlns:w16sdtdh="http://schemas.microsoft.com/office/word/2020/wordml/sdtdatahash" xmlns:w16sdtfl="http://schemas.microsoft.com/office/word/2024/wordml/sdtformatlock" xmlns:w16se="http://schemas.microsoft.com/office/word/2015/wordml/symex" xmlns:wpg="http://schemas.microsoft.com/office/word/2010/wordprocessingGroup" xmlns:wpi="http://schemas.microsoft.com/office/word/2010/wordprocessingInk" xmlns:wne="http://schemas.microsoft.com/office/word/2006/wordml" xmlns:wps="http://schemas.microsoft.com/office/word/2010/wordprocessingShape" mc:Ignorable="w14 w15 w16se w16cid w16 w16cex w16sdtdh w16sdtfl w16du wp14">
   <w:body>
     <w:p>
       <w:pPr>
         <w:pStyle w:val="2"/>
-      </w:pPr>
-      <w:r>
         <w:rPr>
           <w:rFonts w:hint="eastAsia"/>
         </w:rPr>
+      </w:pPr>
+      <w:r>
+        <w:rPr>
+          <w:rFonts w:hint="eastAsia"/>
+        </w:rPr>
         <w:t>概述</w:t>
       </w:r>
     </w:p>
     <w:p>
       <w:pPr>
         <w:pStyle w:val="3"/>
-        <w:rPr>
-          <w:sz w:val="28"/>
-        </w:rPr>
-      </w:pPr>
-      <w:r>
         <w:rPr>
           <w:rFonts w:hint="eastAsia"/>
           <w:sz w:val="28"/>
         </w:rPr>
+      </w:pPr>
+      <w:r>
+        <w:rPr>
+          <w:rFonts w:hint="eastAsia"/>
+          <w:sz w:val="28"/>
+        </w:rPr>
         <w:t>地图简介</w:t>
       </w:r>
     </w:p>
@@ -59,6 +63,9 @@
     <w:p>
       <w:pPr>
         <w:jc w:val="center"/>
+        <w:rPr>
+          <w:rFonts w:hint="eastAsia"/>
+        </w:rPr>
       </w:pPr>
       <w:r>
         <w:rPr>
@@ -69,9 +76,9 @@
           <w:szCs w:val="24"/>
         </w:rPr>
         <w:drawing>
-          <wp:inline distT="0" distB="0" distL="0" distR="0" wp14:anchorId="73CBBD31" wp14:editId="6A60AAB6">
-            <wp:extent cx="3862687" cy="2926080"/>
-            <wp:effectExtent l="0" t="0" r="5080" b="7620"/>
+          <wp:inline distT="0" distB="0" distL="0" distR="0" wp14:anchorId="73CBBD31" wp14:editId="333CA470">
+            <wp:extent cx="3223260" cy="2441698"/>
+            <wp:effectExtent l="0" t="0" r="0" b="0"/>
             <wp:docPr id="1714364327" name="图片 1"/>
             <wp:cNvGraphicFramePr>
               <a:graphicFrameLocks xmlns:a="http://schemas.openxmlformats.org/drawingml/2006/main" noChangeAspect="1"/>
@@ -101,7 +108,7 @@
                   <pic:spPr bwMode="auto">
                     <a:xfrm>
                       <a:off x="0" y="0"/>
-                      <a:ext cx="3870261" cy="2931818"/>
+                      <a:ext cx="3239821" cy="2454244"/>
                     </a:xfrm>
                     <a:prstGeom prst="rect">
                       <a:avLst/>
@@ -118,6 +125,220 @@
         </w:drawing>
       </w:r>
     </w:p>
+    <w:tbl>
+      <w:tblPr>
+        <w:tblStyle w:val="af"/>
+        <w:tblW w:w="0" w:type="auto"/>
+        <w:shd w:val="clear" w:color="auto" w:fill="DEEAF6" w:themeFill="accent1" w:themeFillTint="33"/>
+        <w:tblLook w:val="04A0" w:firstRow="1" w:lastRow="0" w:firstColumn="1" w:lastColumn="0" w:noHBand="0" w:noVBand="1"/>
+      </w:tblPr>
+      <w:tblGrid>
+        <w:gridCol w:w="8522"/>
+      </w:tblGrid>
+      <w:tr>
+        <w:tc>
+          <w:tcPr>
+            <w:tcW w:w="8522" w:type="dxa"/>
+            <w:shd w:val="clear" w:color="auto" w:fill="DEEAF6" w:themeFill="accent1" w:themeFillTint="33"/>
+          </w:tcPr>
+          <w:p>
+            <w:pPr>
+              <w:widowControl/>
+              <w:snapToGrid w:val="0"/>
+              <w:jc w:val="left"/>
+              <w:rPr>
+                <w:rFonts w:ascii="Tahoma" w:eastAsia="微软雅黑" w:hAnsi="Tahoma"/>
+                <w:kern w:val="0"/>
+                <w:sz w:val="22"/>
+              </w:rPr>
+            </w:pPr>
+            <w:r>
+              <w:rPr>
+                <w:rFonts w:ascii="Tahoma" w:eastAsia="微软雅黑" w:hAnsi="Tahoma" w:hint="eastAsia"/>
+                <w:kern w:val="0"/>
+                <w:sz w:val="22"/>
+              </w:rPr>
+              <w:t>示例</w:t>
+            </w:r>
+            <w:r>
+              <w:rPr>
+                <w:rFonts w:ascii="Tahoma" w:eastAsia="微软雅黑" w:hAnsi="Tahoma" w:hint="eastAsia"/>
+                <w:kern w:val="0"/>
+                <w:sz w:val="22"/>
+              </w:rPr>
+              <w:t>中的地图为“特效管理层”</w:t>
+            </w:r>
+            <w:r>
+              <w:rPr>
+                <w:rFonts w:ascii="Tahoma" w:eastAsia="微软雅黑" w:hAnsi="Tahoma" w:hint="eastAsia"/>
+                <w:kern w:val="0"/>
+                <w:sz w:val="22"/>
+              </w:rPr>
+              <w:t>，</w:t>
+            </w:r>
+            <w:r>
+              <w:rPr>
+                <w:rFonts w:ascii="Tahoma" w:eastAsia="微软雅黑" w:hAnsi="Tahoma" w:hint="eastAsia"/>
+                <w:kern w:val="0"/>
+                <w:sz w:val="22"/>
+              </w:rPr>
+              <w:t>你</w:t>
+            </w:r>
+            <w:r>
+              <w:rPr>
+                <w:rFonts w:ascii="Tahoma" w:eastAsia="微软雅黑" w:hAnsi="Tahoma" w:hint="eastAsia"/>
+                <w:kern w:val="0"/>
+                <w:sz w:val="22"/>
+              </w:rPr>
+              <w:t>可以</w:t>
+            </w:r>
+            <w:r>
+              <w:rPr>
+                <w:rFonts w:ascii="Tahoma" w:eastAsia="微软雅黑" w:hAnsi="Tahoma" w:hint="eastAsia"/>
+                <w:kern w:val="0"/>
+                <w:sz w:val="22"/>
+              </w:rPr>
+              <w:t>设置</w:t>
+            </w:r>
+            <w:r>
+              <w:rPr>
+                <w:rFonts w:ascii="Tahoma" w:eastAsia="微软雅黑" w:hAnsi="Tahoma" w:hint="eastAsia"/>
+                <w:kern w:val="0"/>
+                <w:sz w:val="22"/>
+              </w:rPr>
+              <w:t xml:space="preserve"> </w:t>
+            </w:r>
+            <w:r>
+              <w:rPr>
+                <w:rFonts w:ascii="Tahoma" w:eastAsia="微软雅黑" w:hAnsi="Tahoma" w:hint="eastAsia"/>
+                <w:kern w:val="0"/>
+                <w:sz w:val="22"/>
+              </w:rPr>
+              <w:t>玩家起始位置</w:t>
+            </w:r>
+            <w:r>
+              <w:rPr>
+                <w:rFonts w:ascii="Tahoma" w:eastAsia="微软雅黑" w:hAnsi="Tahoma" w:hint="eastAsia"/>
+                <w:kern w:val="0"/>
+                <w:sz w:val="22"/>
+              </w:rPr>
+              <w:t xml:space="preserve"> </w:t>
+            </w:r>
+            <w:r>
+              <w:rPr>
+                <w:rFonts w:ascii="Tahoma" w:eastAsia="微软雅黑" w:hAnsi="Tahoma" w:hint="eastAsia"/>
+                <w:kern w:val="0"/>
+                <w:sz w:val="22"/>
+              </w:rPr>
+              <w:t>在该地图。</w:t>
+            </w:r>
+          </w:p>
+          <w:p>
+            <w:pPr>
+              <w:widowControl/>
+              <w:snapToGrid w:val="0"/>
+              <w:jc w:val="center"/>
+              <w:rPr>
+                <w:rFonts w:ascii="Tahoma" w:eastAsia="微软雅黑" w:hAnsi="Tahoma"/>
+                <w:kern w:val="0"/>
+                <w:sz w:val="22"/>
+              </w:rPr>
+            </w:pPr>
+            <w:r>
+              <w:rPr>
+                <w:rFonts w:hint="eastAsia"/>
+                <w:noProof/>
+              </w:rPr>
+              <w:drawing>
+                <wp:inline distT="0" distB="0" distL="0" distR="0" wp14:anchorId="72D56A32" wp14:editId="482F469D">
+                  <wp:extent cx="2232660" cy="838200"/>
+                  <wp:effectExtent l="0" t="0" r="0" b="0"/>
+                  <wp:docPr id="2042881042" name="图片 1"/>
+                  <wp:cNvGraphicFramePr>
+                    <a:graphicFrameLocks xmlns:a="http://schemas.openxmlformats.org/drawingml/2006/main" noChangeAspect="1"/>
+                  </wp:cNvGraphicFramePr>
+                  <a:graphic xmlns:a="http://schemas.openxmlformats.org/drawingml/2006/main">
+                    <a:graphicData uri="http://schemas.openxmlformats.org/drawingml/2006/picture">
+                      <pic:pic xmlns:pic="http://schemas.openxmlformats.org/drawingml/2006/picture">
+                        <pic:nvPicPr>
+                          <pic:cNvPr id="0" name="Picture 1"/>
+                          <pic:cNvPicPr>
+                            <a:picLocks noChangeAspect="1" noChangeArrowheads="1"/>
+                          </pic:cNvPicPr>
+                        </pic:nvPicPr>
+                        <pic:blipFill>
+                          <a:blip r:embed="rId8">
+                            <a:extLst>
+                              <a:ext uri="{28A0092B-C50C-407E-A947-70E740481C1C}">
+                                <a14:useLocalDpi xmlns:a14="http://schemas.microsoft.com/office/drawing/2010/main" val="0"/>
+                              </a:ext>
+                            </a:extLst>
+                          </a:blip>
+                          <a:srcRect/>
+                          <a:stretch>
+                            <a:fillRect/>
+                          </a:stretch>
+                        </pic:blipFill>
+                        <pic:spPr bwMode="auto">
+                          <a:xfrm>
+                            <a:off x="0" y="0"/>
+                            <a:ext cx="2232660" cy="838200"/>
+                          </a:xfrm>
+                          <a:prstGeom prst="rect">
+                            <a:avLst/>
+                          </a:prstGeom>
+                          <a:noFill/>
+                          <a:ln>
+                            <a:noFill/>
+                          </a:ln>
+                        </pic:spPr>
+                      </pic:pic>
+                    </a:graphicData>
+                  </a:graphic>
+                </wp:inline>
+              </w:drawing>
+            </w:r>
+          </w:p>
+        </w:tc>
+      </w:tr>
+    </w:tbl>
+    <w:p>
+      <w:pPr>
+        <w:widowControl/>
+        <w:snapToGrid w:val="0"/>
+        <w:spacing w:before="120"/>
+        <w:jc w:val="left"/>
+        <w:rPr>
+          <w:rFonts w:ascii="Tahoma" w:eastAsia="微软雅黑" w:hAnsi="Tahoma"/>
+          <w:kern w:val="0"/>
+          <w:sz w:val="22"/>
+        </w:rPr>
+      </w:pPr>
+      <w:r>
+        <w:rPr>
+          <w:rFonts w:ascii="Tahoma" w:eastAsia="微软雅黑" w:hAnsi="Tahoma" w:hint="eastAsia"/>
+          <w:kern w:val="0"/>
+          <w:sz w:val="22"/>
+        </w:rPr>
+        <w:t>注意，该文档只详细说明</w:t>
+      </w:r>
+      <w:r>
+        <w:rPr>
+          <w:rFonts w:ascii="Tahoma" w:eastAsia="微软雅黑" w:hAnsi="Tahoma" w:hint="eastAsia"/>
+          <w:kern w:val="0"/>
+          <w:sz w:val="22"/>
+        </w:rPr>
+        <w:t xml:space="preserve"> </w:t>
+      </w:r>
+      <w:r>
+        <w:rPr>
+          <w:rFonts w:ascii="Tahoma" w:eastAsia="微软雅黑" w:hAnsi="Tahoma" w:hint="eastAsia"/>
+          <w:kern w:val="0"/>
+          <w:sz w:val="22"/>
+        </w:rPr>
+        <w:t>整体设计思路。</w:t>
+      </w:r>
+    </w:p>
     <w:p>
       <w:pPr>
         <w:widowControl/>
@@ -125,47 +346,21 @@
         <w:jc w:val="left"/>
         <w:rPr>
           <w:rFonts w:ascii="Tahoma" w:eastAsia="微软雅黑" w:hAnsi="Tahoma"/>
-          <w:b/>
-          <w:bCs/>
-          <w:kern w:val="0"/>
-          <w:sz w:val="22"/>
-        </w:rPr>
-      </w:pPr>
-      <w:r>
-        <w:rPr>
-          <w:rFonts w:ascii="Tahoma" w:eastAsia="微软雅黑" w:hAnsi="Tahoma" w:hint="eastAsia"/>
-          <w:b/>
-          <w:bCs/>
-          <w:kern w:val="0"/>
-          <w:sz w:val="22"/>
-        </w:rPr>
-        <w:t>注意，该文档</w:t>
-      </w:r>
-      <w:r>
-        <w:rPr>
-          <w:rFonts w:ascii="Tahoma" w:eastAsia="微软雅黑" w:hAnsi="Tahoma" w:hint="eastAsia"/>
-          <w:b/>
-          <w:bCs/>
-          <w:kern w:val="0"/>
-          <w:sz w:val="22"/>
-        </w:rPr>
-        <w:t>只</w:t>
-      </w:r>
-      <w:r>
-        <w:rPr>
-          <w:rFonts w:ascii="Tahoma" w:eastAsia="微软雅黑" w:hAnsi="Tahoma" w:hint="eastAsia"/>
-          <w:b/>
-          <w:bCs/>
-          <w:kern w:val="0"/>
-          <w:sz w:val="22"/>
-        </w:rPr>
-        <w:t>详细说明</w:t>
-      </w:r>
-      <w:r>
-        <w:rPr>
-          <w:rFonts w:ascii="Tahoma" w:eastAsia="微软雅黑" w:hAnsi="Tahoma" w:hint="eastAsia"/>
-          <w:b/>
-          <w:bCs/>
+          <w:kern w:val="0"/>
+          <w:sz w:val="22"/>
+        </w:rPr>
+      </w:pPr>
+      <w:r>
+        <w:rPr>
+          <w:rFonts w:ascii="Tahoma" w:eastAsia="微软雅黑" w:hAnsi="Tahoma" w:hint="eastAsia"/>
+          <w:kern w:val="0"/>
+          <w:sz w:val="22"/>
+        </w:rPr>
+        <w:t>对于具体</w:t>
+      </w:r>
+      <w:r>
+        <w:rPr>
+          <w:rFonts w:ascii="Tahoma" w:eastAsia="微软雅黑" w:hAnsi="Tahoma" w:hint="eastAsia"/>
           <w:kern w:val="0"/>
           <w:sz w:val="22"/>
         </w:rPr>
@@ -174,92 +369,6 @@
       <w:r>
         <w:rPr>
           <w:rFonts w:ascii="Tahoma" w:eastAsia="微软雅黑" w:hAnsi="Tahoma" w:hint="eastAsia"/>
-          <w:b/>
-          <w:bCs/>
-          <w:kern w:val="0"/>
-          <w:sz w:val="22"/>
-        </w:rPr>
-        <w:t>整体</w:t>
-      </w:r>
-      <w:r>
-        <w:rPr>
-          <w:rFonts w:ascii="Tahoma" w:eastAsia="微软雅黑" w:hAnsi="Tahoma" w:hint="eastAsia"/>
-          <w:b/>
-          <w:bCs/>
-          <w:kern w:val="0"/>
-          <w:sz w:val="22"/>
-        </w:rPr>
-        <w:t>设计</w:t>
-      </w:r>
-      <w:r>
-        <w:rPr>
-          <w:rFonts w:ascii="Tahoma" w:eastAsia="微软雅黑" w:hAnsi="Tahoma" w:hint="eastAsia"/>
-          <w:b/>
-          <w:bCs/>
-          <w:kern w:val="0"/>
-          <w:sz w:val="22"/>
-        </w:rPr>
-        <w:t>思路</w:t>
-      </w:r>
-      <w:r>
-        <w:rPr>
-          <w:rFonts w:ascii="Tahoma" w:eastAsia="微软雅黑" w:hAnsi="Tahoma" w:hint="eastAsia"/>
-          <w:b/>
-          <w:bCs/>
-          <w:kern w:val="0"/>
-          <w:sz w:val="22"/>
-        </w:rPr>
-        <w:t>。</w:t>
-      </w:r>
-    </w:p>
-    <w:p>
-      <w:pPr>
-        <w:widowControl/>
-        <w:snapToGrid w:val="0"/>
-        <w:jc w:val="left"/>
-        <w:rPr>
-          <w:rFonts w:ascii="Tahoma" w:eastAsia="微软雅黑" w:hAnsi="Tahoma"/>
-          <w:b/>
-          <w:bCs/>
-          <w:kern w:val="0"/>
-          <w:sz w:val="22"/>
-        </w:rPr>
-      </w:pPr>
-      <w:r>
-        <w:rPr>
-          <w:rFonts w:ascii="Tahoma" w:eastAsia="微软雅黑" w:hAnsi="Tahoma" w:hint="eastAsia"/>
-          <w:b/>
-          <w:bCs/>
-          <w:kern w:val="0"/>
-          <w:sz w:val="22"/>
-        </w:rPr>
-        <w:t>对于</w:t>
-      </w:r>
-      <w:r>
-        <w:rPr>
-          <w:rFonts w:ascii="Tahoma" w:eastAsia="微软雅黑" w:hAnsi="Tahoma" w:hint="eastAsia"/>
-          <w:b/>
-          <w:bCs/>
-          <w:kern w:val="0"/>
-          <w:sz w:val="22"/>
-        </w:rPr>
-        <w:t>具体</w:t>
-      </w:r>
-      <w:r>
-        <w:rPr>
-          <w:rFonts w:ascii="Tahoma" w:eastAsia="微软雅黑" w:hAnsi="Tahoma" w:hint="eastAsia"/>
-          <w:b/>
-          <w:bCs/>
-          <w:kern w:val="0"/>
-          <w:sz w:val="22"/>
-        </w:rPr>
-        <w:t xml:space="preserve"> </w:t>
-      </w:r>
-      <w:r>
-        <w:rPr>
-          <w:rFonts w:ascii="Tahoma" w:eastAsia="微软雅黑" w:hAnsi="Tahoma" w:hint="eastAsia"/>
-          <w:b/>
-          <w:bCs/>
           <w:kern w:val="0"/>
           <w:sz w:val="22"/>
         </w:rPr>
@@ -267,15 +376,21 @@
       </w:r>
     </w:p>
     <w:p>
+      <w:pPr>
+        <w:jc w:val="center"/>
+        <w:rPr>
+          <w:rFonts w:hint="eastAsia"/>
+        </w:rPr>
+      </w:pPr>
       <w:r>
         <w:rPr>
           <w:noProof/>
         </w:rPr>
         <w:drawing>
-          <wp:inline distT="0" distB="0" distL="0" distR="0" wp14:anchorId="07668F8B" wp14:editId="4D2157CF">
-            <wp:extent cx="5274310" cy="2637155"/>
+          <wp:inline distT="0" distB="0" distL="0" distR="0" wp14:anchorId="6595BFE9" wp14:editId="76E51F84">
+            <wp:extent cx="5274310" cy="2635250"/>
             <wp:effectExtent l="0" t="0" r="2540" b="0"/>
-            <wp:docPr id="2058032934" name="图片 1"/>
+            <wp:docPr id="1000163685" name="图片 1"/>
             <wp:cNvGraphicFramePr>
               <a:graphicFrameLocks xmlns:a="http://schemas.openxmlformats.org/drawingml/2006/main" noChangeAspect="1"/>
             </wp:cNvGraphicFramePr>
@@ -289,7 +404,7 @@
                     </pic:cNvPicPr>
                   </pic:nvPicPr>
                   <pic:blipFill>
-                    <a:blip r:embed="rId8">
+                    <a:blip r:embed="rId9">
                       <a:extLst>
                         <a:ext uri="{28A0092B-C50C-407E-A947-70E740481C1C}">
                           <a14:useLocalDpi xmlns:a14="http://schemas.microsoft.com/office/drawing/2010/main" val="0"/>
@@ -304,7 +419,7 @@
                   <pic:spPr bwMode="auto">
                     <a:xfrm>
                       <a:off x="0" y="0"/>
-                      <a:ext cx="5274310" cy="2637155"/>
+                      <a:ext cx="5274310" cy="2635250"/>
                     </a:xfrm>
                     <a:prstGeom prst="rect">
                       <a:avLst/>
@@ -326,7 +441,7 @@
         <w:widowControl/>
         <w:jc w:val="left"/>
         <w:rPr>
-          <w:rFonts w:ascii="宋体" w:eastAsia="宋体" w:hAnsi="宋体" w:cs="宋体"/>
+          <w:rFonts w:ascii="宋体" w:eastAsia="宋体" w:hAnsi="宋体" w:cs="宋体" w:hint="eastAsia"/>
           <w:kern w:val="0"/>
           <w:sz w:val="24"/>
           <w:szCs w:val="24"/>
@@ -335,29 +450,9 @@
     </w:p>
     <w:p>
       <w:pPr>
-        <w:widowControl/>
-        <w:jc w:val="left"/>
-        <w:rPr>
-          <w:rFonts w:ascii="宋体" w:eastAsia="宋体" w:hAnsi="宋体" w:cs="宋体"/>
-          <w:kern w:val="0"/>
-          <w:sz w:val="24"/>
-          <w:szCs w:val="24"/>
-        </w:rPr>
-      </w:pPr>
-      <w:r>
-        <w:rPr>
-          <w:rFonts w:ascii="宋体" w:eastAsia="宋体" w:hAnsi="宋体" w:cs="宋体"/>
-          <w:kern w:val="0"/>
-          <w:sz w:val="24"/>
-          <w:szCs w:val="24"/>
-        </w:rPr>
-        <w:br w:type="page"/>
-      </w:r>
-    </w:p>
-    <w:p>
-      <w:pPr>
         <w:pStyle w:val="3"/>
         <w:rPr>
+          <w:rFonts w:hint="eastAsia"/>
           <w:sz w:val="28"/>
         </w:rPr>
       </w:pPr>
@@ -479,7 +574,7 @@
         <w:widowControl/>
         <w:jc w:val="center"/>
         <w:rPr>
-          <w:rFonts w:ascii="宋体" w:eastAsia="宋体" w:hAnsi="宋体" w:cs="宋体"/>
+          <w:rFonts w:ascii="宋体" w:eastAsia="宋体" w:hAnsi="宋体" w:cs="宋体" w:hint="eastAsia"/>
           <w:kern w:val="0"/>
           <w:sz w:val="24"/>
           <w:szCs w:val="24"/>
@@ -511,7 +606,7 @@
                     </pic:cNvPicPr>
                   </pic:nvPicPr>
                   <pic:blipFill>
-                    <a:blip r:embed="rId9">
+                    <a:blip r:embed="rId10">
                       <a:extLst>
                         <a:ext uri="{28A0092B-C50C-407E-A947-70E740481C1C}">
                           <a14:useLocalDpi xmlns:a14="http://schemas.microsoft.com/office/drawing/2010/main" val="0"/>
@@ -568,7 +663,7 @@
                     </pic:cNvPicPr>
                   </pic:nvPicPr>
                   <pic:blipFill>
-                    <a:blip r:embed="rId10">
+                    <a:blip r:embed="rId11">
                       <a:extLst>
                         <a:ext uri="{28A0092B-C50C-407E-A947-70E740481C1C}">
                           <a14:useLocalDpi xmlns:a14="http://schemas.microsoft.com/office/drawing/2010/main" val="0"/>
@@ -605,7 +700,7 @@
         <w:widowControl/>
         <w:jc w:val="center"/>
         <w:rPr>
-          <w:rFonts w:ascii="宋体" w:eastAsia="宋体" w:hAnsi="宋体" w:cs="宋体"/>
+          <w:rFonts w:ascii="宋体" w:eastAsia="宋体" w:hAnsi="宋体" w:cs="宋体" w:hint="eastAsia"/>
           <w:kern w:val="0"/>
           <w:sz w:val="24"/>
           <w:szCs w:val="24"/>
@@ -637,7 +732,7 @@
                     </pic:cNvPicPr>
                   </pic:nvPicPr>
                   <pic:blipFill>
-                    <a:blip r:embed="rId11">
+                    <a:blip r:embed="rId12">
                       <a:extLst>
                         <a:ext uri="{28A0092B-C50C-407E-A947-70E740481C1C}">
                           <a14:useLocalDpi xmlns:a14="http://schemas.microsoft.com/office/drawing/2010/main" val="0"/>
@@ -694,7 +789,7 @@
                     </pic:cNvPicPr>
                   </pic:nvPicPr>
                   <pic:blipFill>
-                    <a:blip r:embed="rId12">
+                    <a:blip r:embed="rId13">
                       <a:extLst>
                         <a:ext uri="{28A0092B-C50C-407E-A947-70E740481C1C}">
                           <a14:useLocalDpi xmlns:a14="http://schemas.microsoft.com/office/drawing/2010/main" val="0"/>
@@ -730,7 +825,7 @@
       <w:pPr>
         <w:widowControl/>
         <w:rPr>
-          <w:rFonts w:ascii="宋体" w:eastAsia="宋体" w:hAnsi="宋体" w:cs="宋体"/>
+          <w:rFonts w:ascii="宋体" w:eastAsia="宋体" w:hAnsi="宋体" w:cs="宋体" w:hint="eastAsia"/>
           <w:kern w:val="0"/>
           <w:sz w:val="24"/>
           <w:szCs w:val="24"/>
@@ -742,7 +837,7 @@
         <w:widowControl/>
         <w:jc w:val="left"/>
         <w:rPr>
-          <w:rFonts w:ascii="宋体" w:eastAsia="宋体" w:hAnsi="宋体" w:cs="宋体"/>
+          <w:rFonts w:ascii="宋体" w:eastAsia="宋体" w:hAnsi="宋体" w:cs="宋体" w:hint="eastAsia"/>
           <w:kern w:val="0"/>
           <w:sz w:val="24"/>
           <w:szCs w:val="24"/>
@@ -761,6 +856,9 @@
     <w:p>
       <w:pPr>
         <w:pStyle w:val="2"/>
+        <w:rPr>
+          <w:rFonts w:hint="eastAsia"/>
+        </w:rPr>
       </w:pPr>
       <w:r>
         <w:rPr>
@@ -786,27 +884,31 @@
       <w:pPr>
         <w:pStyle w:val="3"/>
         <w:rPr>
-          <w:sz w:val="28"/>
-        </w:rPr>
-      </w:pPr>
-      <w:r>
-        <w:rPr>
           <w:rFonts w:hint="eastAsia"/>
           <w:sz w:val="28"/>
         </w:rPr>
-        <w:t>设计</w:t>
-      </w:r>
+      </w:pPr>
       <w:r>
         <w:rPr>
           <w:rFonts w:hint="eastAsia"/>
           <w:sz w:val="28"/>
         </w:rPr>
+        <w:t>设计</w:t>
+      </w:r>
+      <w:r>
+        <w:rPr>
+          <w:rFonts w:hint="eastAsia"/>
+          <w:sz w:val="28"/>
+        </w:rPr>
         <w:t>简介</w:t>
       </w:r>
     </w:p>
     <w:p>
       <w:pPr>
         <w:pStyle w:val="4"/>
+        <w:rPr>
+          <w:rFonts w:hint="eastAsia"/>
+        </w:rPr>
       </w:pPr>
       <w:r>
         <w:rPr>
@@ -1036,7 +1138,7 @@
                     </pic:cNvPicPr>
                   </pic:nvPicPr>
                   <pic:blipFill>
-                    <a:blip r:embed="rId13">
+                    <a:blip r:embed="rId14">
                       <a:extLst>
                         <a:ext uri="{28A0092B-C50C-407E-A947-70E740481C1C}">
                           <a14:useLocalDpi xmlns:a14="http://schemas.microsoft.com/office/drawing/2010/main" val="0"/>
@@ -1232,7 +1334,7 @@
                     </pic:cNvPicPr>
                   </pic:nvPicPr>
                   <pic:blipFill>
-                    <a:blip r:embed="rId14">
+                    <a:blip r:embed="rId15">
                       <a:extLst>
                         <a:ext uri="{28A0092B-C50C-407E-A947-70E740481C1C}">
                           <a14:useLocalDpi xmlns:a14="http://schemas.microsoft.com/office/drawing/2010/main" val="0"/>
@@ -1288,7 +1390,7 @@
                     </pic:cNvPicPr>
                   </pic:nvPicPr>
                   <pic:blipFill>
-                    <a:blip r:embed="rId15">
+                    <a:blip r:embed="rId16">
                       <a:extLst>
                         <a:ext uri="{28A0092B-C50C-407E-A947-70E740481C1C}">
                           <a14:useLocalDpi xmlns:a14="http://schemas.microsoft.com/office/drawing/2010/main" val="0"/>
@@ -1356,7 +1458,7 @@
                     </pic:cNvPicPr>
                   </pic:nvPicPr>
                   <pic:blipFill>
-                    <a:blip r:embed="rId16">
+                    <a:blip r:embed="rId17">
                       <a:extLst>
                         <a:ext uri="{28A0092B-C50C-407E-A947-70E740481C1C}">
                           <a14:useLocalDpi xmlns:a14="http://schemas.microsoft.com/office/drawing/2010/main" val="0"/>
@@ -1460,7 +1562,7 @@
                     </pic:cNvPicPr>
                   </pic:nvPicPr>
                   <pic:blipFill>
-                    <a:blip r:embed="rId8">
+                    <a:blip r:embed="rId18">
                       <a:extLst>
                         <a:ext uri="{28A0092B-C50C-407E-A947-70E740481C1C}">
                           <a14:useLocalDpi xmlns:a14="http://schemas.microsoft.com/office/drawing/2010/main" val="0"/>
@@ -1515,14 +1617,15 @@
       <w:pPr>
         <w:pStyle w:val="3"/>
         <w:rPr>
-          <w:sz w:val="28"/>
-        </w:rPr>
-      </w:pPr>
-      <w:r>
-        <w:rPr>
           <w:rFonts w:hint="eastAsia"/>
           <w:sz w:val="28"/>
         </w:rPr>
+      </w:pPr>
+      <w:r>
+        <w:rPr>
+          <w:rFonts w:hint="eastAsia"/>
+          <w:sz w:val="28"/>
+        </w:rPr>
         <w:lastRenderedPageBreak/>
         <w:t>图块绘制</w:t>
       </w:r>
@@ -1530,6 +1633,9 @@
     <w:p>
       <w:pPr>
         <w:pStyle w:val="4"/>
+        <w:rPr>
+          <w:rFonts w:hint="eastAsia"/>
+        </w:rPr>
       </w:pPr>
       <w:r>
         <w:rPr>
@@ -1621,7 +1727,7 @@
                     </pic:cNvPicPr>
                   </pic:nvPicPr>
                   <pic:blipFill>
-                    <a:blip r:embed="rId17">
+                    <a:blip r:embed="rId19">
                       <a:extLst>
                         <a:ext uri="{28A0092B-C50C-407E-A947-70E740481C1C}">
                           <a14:useLocalDpi xmlns:a14="http://schemas.microsoft.com/office/drawing/2010/main" val="0"/>
@@ -1708,7 +1814,7 @@
                     </pic:cNvPicPr>
                   </pic:nvPicPr>
                   <pic:blipFill>
-                    <a:blip r:embed="rId18">
+                    <a:blip r:embed="rId20">
                       <a:extLst>
                         <a:ext uri="{28A0092B-C50C-407E-A947-70E740481C1C}">
                           <a14:useLocalDpi xmlns:a14="http://schemas.microsoft.com/office/drawing/2010/main" val="0"/>
@@ -1814,7 +1920,7 @@
                     </pic:cNvPicPr>
                   </pic:nvPicPr>
                   <pic:blipFill>
-                    <a:blip r:embed="rId9">
+                    <a:blip r:embed="rId10">
                       <a:extLst>
                         <a:ext uri="{28A0092B-C50C-407E-A947-70E740481C1C}">
                           <a14:useLocalDpi xmlns:a14="http://schemas.microsoft.com/office/drawing/2010/main" val="0"/>
@@ -1870,7 +1976,7 @@
                     </pic:cNvPicPr>
                   </pic:nvPicPr>
                   <pic:blipFill>
-                    <a:blip r:embed="rId19">
+                    <a:blip r:embed="rId21">
                       <a:extLst>
                         <a:ext uri="{28A0092B-C50C-407E-A947-70E740481C1C}">
                           <a14:useLocalDpi xmlns:a14="http://schemas.microsoft.com/office/drawing/2010/main" val="0"/>
@@ -1936,6 +2042,9 @@
     <w:p>
       <w:pPr>
         <w:pStyle w:val="4"/>
+        <w:rPr>
+          <w:rFonts w:hint="eastAsia"/>
+        </w:rPr>
       </w:pPr>
       <w:r>
         <w:rPr>
@@ -2003,7 +2112,7 @@
         <w:snapToGrid w:val="0"/>
         <w:jc w:val="left"/>
         <w:rPr>
-          <w:rFonts w:ascii="宋体" w:eastAsia="宋体" w:hAnsi="宋体" w:cs="宋体"/>
+          <w:rFonts w:ascii="宋体" w:eastAsia="宋体" w:hAnsi="宋体" w:cs="宋体" w:hint="eastAsia"/>
           <w:kern w:val="0"/>
           <w:sz w:val="24"/>
           <w:szCs w:val="24"/>
@@ -2063,7 +2172,7 @@
         <w:widowControl/>
         <w:jc w:val="center"/>
         <w:rPr>
-          <w:rFonts w:ascii="宋体" w:eastAsia="宋体" w:hAnsi="宋体" w:cs="宋体"/>
+          <w:rFonts w:ascii="宋体" w:eastAsia="宋体" w:hAnsi="宋体" w:cs="宋体" w:hint="eastAsia"/>
           <w:kern w:val="0"/>
           <w:sz w:val="24"/>
           <w:szCs w:val="24"/>
@@ -2095,7 +2204,7 @@
                     </pic:cNvPicPr>
                   </pic:nvPicPr>
                   <pic:blipFill>
-                    <a:blip r:embed="rId20">
+                    <a:blip r:embed="rId22">
                       <a:extLst>
                         <a:ext uri="{28A0092B-C50C-407E-A947-70E740481C1C}">
                           <a14:useLocalDpi xmlns:a14="http://schemas.microsoft.com/office/drawing/2010/main" val="0"/>
@@ -2161,7 +2270,7 @@
                     </pic:cNvPicPr>
                   </pic:nvPicPr>
                   <pic:blipFill>
-                    <a:blip r:embed="rId21">
+                    <a:blip r:embed="rId23">
                       <a:extLst>
                         <a:ext uri="{28A0092B-C50C-407E-A947-70E740481C1C}">
                           <a14:useLocalDpi xmlns:a14="http://schemas.microsoft.com/office/drawing/2010/main" val="0"/>
@@ -2198,7 +2307,7 @@
         <w:widowControl/>
         <w:jc w:val="center"/>
         <w:rPr>
-          <w:rFonts w:ascii="宋体" w:eastAsia="宋体" w:hAnsi="宋体" w:cs="宋体"/>
+          <w:rFonts w:ascii="宋体" w:eastAsia="宋体" w:hAnsi="宋体" w:cs="宋体" w:hint="eastAsia"/>
           <w:kern w:val="0"/>
           <w:sz w:val="24"/>
           <w:szCs w:val="24"/>
@@ -2230,7 +2339,7 @@
                     </pic:cNvPicPr>
                   </pic:nvPicPr>
                   <pic:blipFill>
-                    <a:blip r:embed="rId22">
+                    <a:blip r:embed="rId24">
                       <a:extLst>
                         <a:ext uri="{28A0092B-C50C-407E-A947-70E740481C1C}">
                           <a14:useLocalDpi xmlns:a14="http://schemas.microsoft.com/office/drawing/2010/main" val="0"/>
@@ -2296,7 +2405,7 @@
                     </pic:cNvPicPr>
                   </pic:nvPicPr>
                   <pic:blipFill>
-                    <a:blip r:embed="rId23">
+                    <a:blip r:embed="rId25">
                       <a:extLst>
                         <a:ext uri="{28A0092B-C50C-407E-A947-70E740481C1C}">
                           <a14:useLocalDpi xmlns:a14="http://schemas.microsoft.com/office/drawing/2010/main" val="0"/>
@@ -2343,6 +2452,9 @@
     <w:p>
       <w:pPr>
         <w:pStyle w:val="4"/>
+        <w:rPr>
+          <w:rFonts w:hint="eastAsia"/>
+        </w:rPr>
       </w:pPr>
       <w:r>
         <w:t>3</w:t>
@@ -2658,7 +2770,7 @@
         <w:widowControl/>
         <w:jc w:val="center"/>
         <w:rPr>
-          <w:rFonts w:ascii="宋体" w:eastAsia="宋体" w:hAnsi="宋体" w:cs="宋体"/>
+          <w:rFonts w:ascii="宋体" w:eastAsia="宋体" w:hAnsi="宋体" w:cs="宋体" w:hint="eastAsia"/>
           <w:kern w:val="0"/>
           <w:sz w:val="24"/>
           <w:szCs w:val="24"/>
@@ -2690,7 +2802,7 @@
                     </pic:cNvPicPr>
                   </pic:nvPicPr>
                   <pic:blipFill>
-                    <a:blip r:embed="rId24">
+                    <a:blip r:embed="rId26">
                       <a:extLst>
                         <a:ext uri="{28A0092B-C50C-407E-A947-70E740481C1C}">
                           <a14:useLocalDpi xmlns:a14="http://schemas.microsoft.com/office/drawing/2010/main" val="0"/>
@@ -2727,7 +2839,7 @@
         <w:widowControl/>
         <w:jc w:val="center"/>
         <w:rPr>
-          <w:rFonts w:ascii="宋体" w:eastAsia="宋体" w:hAnsi="宋体" w:cs="宋体"/>
+          <w:rFonts w:ascii="宋体" w:eastAsia="宋体" w:hAnsi="宋体" w:cs="宋体" w:hint="eastAsia"/>
           <w:kern w:val="0"/>
           <w:sz w:val="24"/>
           <w:szCs w:val="24"/>
@@ -2756,6 +2868,9 @@
     <w:p>
       <w:pPr>
         <w:pStyle w:val="2"/>
+        <w:rPr>
+          <w:rFonts w:hint="eastAsia"/>
+        </w:rPr>
       </w:pPr>
       <w:bookmarkStart w:id="0" w:name="_基础规律"/>
       <w:bookmarkEnd w:id="0"/>
@@ -2812,7 +2927,7 @@
       </w:pPr>
     </w:p>
     <w:sectPr>
-      <w:headerReference w:type="default" r:id="rId25"/>
+      <w:headerReference w:type="default" r:id="rId27"/>
       <w:pgSz w:w="11906" w:h="16838"/>
       <w:pgMar w:top="1440" w:right="1800" w:bottom="1440" w:left="1800" w:header="851" w:footer="992" w:gutter="0"/>
       <w:cols w:space="425"/>
@@ -2823,9 +2938,14 @@
 </file>
 
 <file path=word/endnotes.xml><?xml version="1.0" encoding="utf-8"?>
-<w:endnotes xmlns:wpc="http://schemas.microsoft.com/office/word/2010/wordprocessingCanvas" xmlns:cx="http://schemas.microsoft.com/office/drawing/2014/chartex" xmlns:cx1="http://schemas.microsoft.com/office/drawing/2015/9/8/chartex" xmlns:cx2="http://schemas.microsoft.com/office/drawing/2015/10/21/chartex" xmlns:cx3="http://schemas.microsoft.com/office/drawing/2016/5/9/chartex" xmlns:cx4="http://schemas.microsoft.com/office/drawing/2016/5/10/chartex" xmlns:cx5="http://schemas.microsoft.com/office/drawing/2016/5/11/chartex" xmlns:cx6="http://schemas.microsoft.com/office/drawing/2016/5/12/chartex" xmlns:cx7="http://schemas.microsoft.com/office/drawing/2016/5/13/chartex" xmlns:cx8="http://schemas.microsoft.com/office/drawing/2016/5/14/chartex" xmlns:mc="http://schemas.openxmlformats.org/markup-compatibility/2006" xmlns:aink="http://schemas.microsoft.com/office/drawing/2016/ink" xmlns:am3d="http://schemas.microsoft.com/office/drawing/2017/model3d" xmlns:o="urn:schemas-microsoft-com:office:office" xmlns:oel="http://schemas.microsoft.com/office/2019/extlst" xmlns:r="http://schemas.openxmlformats.org/officeDocument/2006/relationships" xmlns:m="http://schemas.openxmlformats.org/officeDocument/2006/math" xmlns:v="urn:schemas-microsoft-com:vml" xmlns:wp14="http://schemas.microsoft.com/office/word/2010/wordprocessingDrawing" xmlns:wp="http://schemas.openxmlformats.org/drawingml/2006/wordprocessingDrawing" xmlns:w10="urn:schemas-microsoft-com:office:word" xmlns:w="http://schemas.openxmlformats.org/wordprocessingml/2006/main" xmlns:w14="http://schemas.microsoft.com/office/word/2010/wordml" xmlns:w15="http://schemas.microsoft.com/office/word/2012/wordml" xmlns:w16cex="http://schemas.microsoft.com/office/word/2018/wordml/cex" xmlns:w16cid="http://schemas.microsoft.com/office/word/2016/wordml/cid" xmlns:w16="http://schemas.microsoft.com/office/word/2018/wordml" xmlns:w16sdtdh="http://schemas.microsoft.com/office/word/2020/wordml/sdtdatahash" xmlns:w16se="http://schemas.microsoft.com/office/word/2015/wordml/symex" xmlns:wpg="http://schemas.microsoft.com/office/word/2010/wordprocessingGroup" xmlns:wpi="http://schemas.microsoft.com/office/word/2010/wordprocessingInk" xmlns:wne="http://schemas.microsoft.com/office/word/2006/wordml" xmlns:wps="http://schemas.microsoft.com/office/word/2010/wordprocessingShape" mc:Ignorable="w14 w15 w16se w16cid w16 w16cex w16sdtdh wp14">
+<w:endnotes xmlns:wpc="http://schemas.microsoft.com/office/word/2010/wordprocessingCanvas" xmlns:cx="http://schemas.microsoft.com/office/drawing/2014/chartex" xmlns:cx1="http://schemas.microsoft.com/office/drawing/2015/9/8/chartex" xmlns:cx2="http://schemas.microsoft.com/office/drawing/2015/10/21/chartex" xmlns:cx3="http://schemas.microsoft.com/office/drawing/2016/5/9/chartex" xmlns:cx4="http://schemas.microsoft.com/office/drawing/2016/5/10/chartex" xmlns:cx5="http://schemas.microsoft.com/office/drawing/2016/5/11/chartex" xmlns:cx6="http://schemas.microsoft.com/office/drawing/2016/5/12/chartex" xmlns:cx7="http://schemas.microsoft.com/office/drawing/2016/5/13/chartex" xmlns:cx8="http://schemas.microsoft.com/office/drawing/2016/5/14/chartex" xmlns:mc="http://schemas.openxmlformats.org/markup-compatibility/2006" xmlns:aink="http://schemas.microsoft.com/office/drawing/2016/ink" xmlns:am3d="http://schemas.microsoft.com/office/drawing/2017/model3d" xmlns:o="urn:schemas-microsoft-com:office:office" xmlns:oel="http://schemas.microsoft.com/office/2019/extlst" xmlns:r="http://schemas.openxmlformats.org/officeDocument/2006/relationships" xmlns:m="http://schemas.openxmlformats.org/officeDocument/2006/math" xmlns:v="urn:schemas-microsoft-com:vml" xmlns:wp14="http://schemas.microsoft.com/office/word/2010/wordprocessingDrawing" xmlns:wp="http://schemas.openxmlformats.org/drawingml/2006/wordprocessingDrawing" xmlns:w10="urn:schemas-microsoft-com:office:word" xmlns:w="http://schemas.openxmlformats.org/wordprocessingml/2006/main" xmlns:w14="http://schemas.microsoft.com/office/word/2010/wordml" xmlns:w15="http://schemas.microsoft.com/office/word/2012/wordml" xmlns:w16cex="http://schemas.microsoft.com/office/word/2018/wordml/cex" xmlns:w16cid="http://schemas.microsoft.com/office/word/2016/wordml/cid" xmlns:w16="http://schemas.microsoft.com/office/word/2018/wordml" xmlns:w16du="http://schemas.microsoft.com/office/word/2023/wordml/word16du" xmlns:w16sdtdh="http://schemas.microsoft.com/office/word/2020/wordml/sdtdatahash" xmlns:w16sdtfl="http://schemas.microsoft.com/office/word/2024/wordml/sdtformatlock" xmlns:w16se="http://schemas.microsoft.com/office/word/2015/wordml/symex" xmlns:wpg="http://schemas.microsoft.com/office/word/2010/wordprocessingGroup" xmlns:wpi="http://schemas.microsoft.com/office/word/2010/wordprocessingInk" xmlns:wne="http://schemas.microsoft.com/office/word/2006/wordml" xmlns:wps="http://schemas.microsoft.com/office/word/2010/wordprocessingShape" mc:Ignorable="w14 w15 w16se w16cid w16 w16cex w16sdtdh w16sdtfl w16du wp14">
   <w:endnote w:type="separator" w:id="-1">
     <w:p>
+      <w:pPr>
+        <w:rPr>
+          <w:rFonts w:hint="eastAsia"/>
+        </w:rPr>
+      </w:pPr>
       <w:r>
         <w:separator/>
       </w:r>
@@ -2833,6 +2953,11 @@
   </w:endnote>
   <w:endnote w:type="continuationSeparator" w:id="0">
     <w:p>
+      <w:pPr>
+        <w:rPr>
+          <w:rFonts w:hint="eastAsia"/>
+        </w:rPr>
+      </w:pPr>
       <w:r>
         <w:continuationSeparator/>
       </w:r>
@@ -2842,9 +2967,14 @@
 </file>
 
 <file path=word/footnotes.xml><?xml version="1.0" encoding="utf-8"?>
-<w:footnotes xmlns:wpc="http://schemas.microsoft.com/office/word/2010/wordprocessingCanvas" xmlns:cx="http://schemas.microsoft.com/office/drawing/2014/chartex" xmlns:cx1="http://schemas.microsoft.com/office/drawing/2015/9/8/chartex" xmlns:cx2="http://schemas.microsoft.com/office/drawing/2015/10/21/chartex" xmlns:cx3="http://schemas.microsoft.com/office/drawing/2016/5/9/chartex" xmlns:cx4="http://schemas.microsoft.com/office/drawing/2016/5/10/chartex" xmlns:cx5="http://schemas.microsoft.com/office/drawing/2016/5/11/chartex" xmlns:cx6="http://schemas.microsoft.com/office/drawing/2016/5/12/chartex" xmlns:cx7="http://schemas.microsoft.com/office/drawing/2016/5/13/chartex" xmlns:cx8="http://schemas.microsoft.com/office/drawing/2016/5/14/chartex" xmlns:mc="http://schemas.openxmlformats.org/markup-compatibility/2006" xmlns:aink="http://schemas.microsoft.com/office/drawing/2016/ink" xmlns:am3d="http://schemas.microsoft.com/office/drawing/2017/model3d" xmlns:o="urn:schemas-microsoft-com:office:office" xmlns:oel="http://schemas.microsoft.com/office/2019/extlst" xmlns:r="http://schemas.openxmlformats.org/officeDocument/2006/relationships" xmlns:m="http://schemas.openxmlformats.org/officeDocument/2006/math" xmlns:v="urn:schemas-microsoft-com:vml" xmlns:wp14="http://schemas.microsoft.com/office/word/2010/wordprocessingDrawing" xmlns:wp="http://schemas.openxmlformats.org/drawingml/2006/wordprocessingDrawing" xmlns:w10="urn:schemas-microsoft-com:office:word" xmlns:w="http://schemas.openxmlformats.org/wordprocessingml/2006/main" xmlns:w14="http://schemas.microsoft.com/office/word/2010/wordml" xmlns:w15="http://schemas.microsoft.com/office/word/2012/wordml" xmlns:w16cex="http://schemas.microsoft.com/office/word/2018/wordml/cex" xmlns:w16cid="http://schemas.microsoft.com/office/word/2016/wordml/cid" xmlns:w16="http://schemas.microsoft.com/office/word/2018/wordml" xmlns:w16sdtdh="http://schemas.microsoft.com/office/word/2020/wordml/sdtdatahash" xmlns:w16se="http://schemas.microsoft.com/office/word/2015/wordml/symex" xmlns:wpg="http://schemas.microsoft.com/office/word/2010/wordprocessingGroup" xmlns:wpi="http://schemas.microsoft.com/office/word/2010/wordprocessingInk" xmlns:wne="http://schemas.microsoft.com/office/word/2006/wordml" xmlns:wps="http://schemas.microsoft.com/office/word/2010/wordprocessingShape" mc:Ignorable="w14 w15 w16se w16cid w16 w16cex w16sdtdh wp14">
+<w:footnotes xmlns:wpc="http://schemas.microsoft.com/office/word/2010/wordprocessingCanvas" xmlns:cx="http://schemas.microsoft.com/office/drawing/2014/chartex" xmlns:cx1="http://schemas.microsoft.com/office/drawing/2015/9/8/chartex" xmlns:cx2="http://schemas.microsoft.com/office/drawing/2015/10/21/chartex" xmlns:cx3="http://schemas.microsoft.com/office/drawing/2016/5/9/chartex" xmlns:cx4="http://schemas.microsoft.com/office/drawing/2016/5/10/chartex" xmlns:cx5="http://schemas.microsoft.com/office/drawing/2016/5/11/chartex" xmlns:cx6="http://schemas.microsoft.com/office/drawing/2016/5/12/chartex" xmlns:cx7="http://schemas.microsoft.com/office/drawing/2016/5/13/chartex" xmlns:cx8="http://schemas.microsoft.com/office/drawing/2016/5/14/chartex" xmlns:mc="http://schemas.openxmlformats.org/markup-compatibility/2006" xmlns:aink="http://schemas.microsoft.com/office/drawing/2016/ink" xmlns:am3d="http://schemas.microsoft.com/office/drawing/2017/model3d" xmlns:o="urn:schemas-microsoft-com:office:office" xmlns:oel="http://schemas.microsoft.com/office/2019/extlst" xmlns:r="http://schemas.openxmlformats.org/officeDocument/2006/relationships" xmlns:m="http://schemas.openxmlformats.org/officeDocument/2006/math" xmlns:v="urn:schemas-microsoft-com:vml" xmlns:wp14="http://schemas.microsoft.com/office/word/2010/wordprocessingDrawing" xmlns:wp="http://schemas.openxmlformats.org/drawingml/2006/wordprocessingDrawing" xmlns:w10="urn:schemas-microsoft-com:office:word" xmlns:w="http://schemas.openxmlformats.org/wordprocessingml/2006/main" xmlns:w14="http://schemas.microsoft.com/office/word/2010/wordml" xmlns:w15="http://schemas.microsoft.com/office/word/2012/wordml" xmlns:w16cex="http://schemas.microsoft.com/office/word/2018/wordml/cex" xmlns:w16cid="http://schemas.microsoft.com/office/word/2016/wordml/cid" xmlns:w16="http://schemas.microsoft.com/office/word/2018/wordml" xmlns:w16du="http://schemas.microsoft.com/office/word/2023/wordml/word16du" xmlns:w16sdtdh="http://schemas.microsoft.com/office/word/2020/wordml/sdtdatahash" xmlns:w16sdtfl="http://schemas.microsoft.com/office/word/2024/wordml/sdtformatlock" xmlns:w16se="http://schemas.microsoft.com/office/word/2015/wordml/symex" xmlns:wpg="http://schemas.microsoft.com/office/word/2010/wordprocessingGroup" xmlns:wpi="http://schemas.microsoft.com/office/word/2010/wordprocessingInk" xmlns:wne="http://schemas.microsoft.com/office/word/2006/wordml" xmlns:wps="http://schemas.microsoft.com/office/word/2010/wordprocessingShape" mc:Ignorable="w14 w15 w16se w16cid w16 w16cex w16sdtdh w16sdtfl w16du wp14">
   <w:footnote w:type="separator" w:id="-1">
     <w:p>
+      <w:pPr>
+        <w:rPr>
+          <w:rFonts w:hint="eastAsia"/>
+        </w:rPr>
+      </w:pPr>
       <w:r>
         <w:separator/>
       </w:r>
@@ -2852,6 +2982,11 @@
   </w:footnote>
   <w:footnote w:type="continuationSeparator" w:id="0">
     <w:p>
+      <w:pPr>
+        <w:rPr>
+          <w:rFonts w:hint="eastAsia"/>
+        </w:rPr>
+      </w:pPr>
       <w:r>
         <w:continuationSeparator/>
       </w:r>
@@ -2861,12 +2996,12 @@
 </file>
 
 <file path=word/header1.xml><?xml version="1.0" encoding="utf-8"?>
-<w:hdr xmlns:wpc="http://schemas.microsoft.com/office/word/2010/wordprocessingCanvas" xmlns:cx="http://schemas.microsoft.com/office/drawing/2014/chartex" xmlns:cx1="http://schemas.microsoft.com/office/drawing/2015/9/8/chartex" xmlns:cx2="http://schemas.microsoft.com/office/drawing/2015/10/21/chartex" xmlns:cx3="http://schemas.microsoft.com/office/drawing/2016/5/9/chartex" xmlns:cx4="http://schemas.microsoft.com/office/drawing/2016/5/10/chartex" xmlns:cx5="http://schemas.microsoft.com/office/drawing/2016/5/11/chartex" xmlns:cx6="http://schemas.microsoft.com/office/drawing/2016/5/12/chartex" xmlns:cx7="http://schemas.microsoft.com/office/drawing/2016/5/13/chartex" xmlns:cx8="http://schemas.microsoft.com/office/drawing/2016/5/14/chartex" xmlns:mc="http://schemas.openxmlformats.org/markup-compatibility/2006" xmlns:aink="http://schemas.microsoft.com/office/drawing/2016/ink" xmlns:am3d="http://schemas.microsoft.com/office/drawing/2017/model3d" xmlns:o="urn:schemas-microsoft-com:office:office" xmlns:oel="http://schemas.microsoft.com/office/2019/extlst" xmlns:r="http://schemas.openxmlformats.org/officeDocument/2006/relationships" xmlns:m="http://schemas.openxmlformats.org/officeDocument/2006/math" xmlns:v="urn:schemas-microsoft-com:vml" xmlns:wp14="http://schemas.microsoft.com/office/word/2010/wordprocessingDrawing" xmlns:wp="http://schemas.openxmlformats.org/drawingml/2006/wordprocessingDrawing" xmlns:w10="urn:schemas-microsoft-com:office:word" xmlns:w="http://schemas.openxmlformats.org/wordprocessingml/2006/main" xmlns:w14="http://schemas.microsoft.com/office/word/2010/wordml" xmlns:w15="http://schemas.microsoft.com/office/word/2012/wordml" xmlns:w16cex="http://schemas.microsoft.com/office/word/2018/wordml/cex" xmlns:w16cid="http://schemas.microsoft.com/office/word/2016/wordml/cid" xmlns:w16="http://schemas.microsoft.com/office/word/2018/wordml" xmlns:w16sdtdh="http://schemas.microsoft.com/office/word/2020/wordml/sdtdatahash" xmlns:w16se="http://schemas.microsoft.com/office/word/2015/wordml/symex" xmlns:wpg="http://schemas.microsoft.com/office/word/2010/wordprocessingGroup" xmlns:wpi="http://schemas.microsoft.com/office/word/2010/wordprocessingInk" xmlns:wne="http://schemas.microsoft.com/office/word/2006/wordml" xmlns:wps="http://schemas.microsoft.com/office/word/2010/wordprocessingShape" mc:Ignorable="w14 w15 w16se w16cid w16 w16cex w16sdtdh wp14">
+<w:hdr xmlns:wpc="http://schemas.microsoft.com/office/word/2010/wordprocessingCanvas" xmlns:cx="http://schemas.microsoft.com/office/drawing/2014/chartex" xmlns:cx1="http://schemas.microsoft.com/office/drawing/2015/9/8/chartex" xmlns:cx2="http://schemas.microsoft.com/office/drawing/2015/10/21/chartex" xmlns:cx3="http://schemas.microsoft.com/office/drawing/2016/5/9/chartex" xmlns:cx4="http://schemas.microsoft.com/office/drawing/2016/5/10/chartex" xmlns:cx5="http://schemas.microsoft.com/office/drawing/2016/5/11/chartex" xmlns:cx6="http://schemas.microsoft.com/office/drawing/2016/5/12/chartex" xmlns:cx7="http://schemas.microsoft.com/office/drawing/2016/5/13/chartex" xmlns:cx8="http://schemas.microsoft.com/office/drawing/2016/5/14/chartex" xmlns:mc="http://schemas.openxmlformats.org/markup-compatibility/2006" xmlns:aink="http://schemas.microsoft.com/office/drawing/2016/ink" xmlns:am3d="http://schemas.microsoft.com/office/drawing/2017/model3d" xmlns:o="urn:schemas-microsoft-com:office:office" xmlns:oel="http://schemas.microsoft.com/office/2019/extlst" xmlns:r="http://schemas.openxmlformats.org/officeDocument/2006/relationships" xmlns:m="http://schemas.openxmlformats.org/officeDocument/2006/math" xmlns:v="urn:schemas-microsoft-com:vml" xmlns:wp14="http://schemas.microsoft.com/office/word/2010/wordprocessingDrawing" xmlns:wp="http://schemas.openxmlformats.org/drawingml/2006/wordprocessingDrawing" xmlns:w10="urn:schemas-microsoft-com:office:word" xmlns:w="http://schemas.openxmlformats.org/wordprocessingml/2006/main" xmlns:w14="http://schemas.microsoft.com/office/word/2010/wordml" xmlns:w15="http://schemas.microsoft.com/office/word/2012/wordml" xmlns:w16cex="http://schemas.microsoft.com/office/word/2018/wordml/cex" xmlns:w16cid="http://schemas.microsoft.com/office/word/2016/wordml/cid" xmlns:w16="http://schemas.microsoft.com/office/word/2018/wordml" xmlns:w16du="http://schemas.microsoft.com/office/word/2023/wordml/word16du" xmlns:w16sdtdh="http://schemas.microsoft.com/office/word/2020/wordml/sdtdatahash" xmlns:w16sdtfl="http://schemas.microsoft.com/office/word/2024/wordml/sdtformatlock" xmlns:w16se="http://schemas.microsoft.com/office/word/2015/wordml/symex" xmlns:wpg="http://schemas.microsoft.com/office/word/2010/wordprocessingGroup" xmlns:wpi="http://schemas.microsoft.com/office/word/2010/wordprocessingInk" xmlns:wne="http://schemas.microsoft.com/office/word/2006/wordml" xmlns:wps="http://schemas.microsoft.com/office/word/2010/wordprocessingShape" mc:Ignorable="w14 w15 w16se w16cid w16 w16cex w16sdtdh w16sdtfl w16du wp14">
   <w:p>
     <w:pPr>
       <w:jc w:val="center"/>
       <w:rPr>
-        <w:rFonts w:ascii="微软雅黑" w:eastAsia="微软雅黑" w:hAnsi="微软雅黑"/>
+        <w:rFonts w:ascii="微软雅黑" w:eastAsia="微软雅黑" w:hAnsi="微软雅黑" w:hint="eastAsia"/>
         <w:sz w:val="20"/>
       </w:rPr>
     </w:pPr>
@@ -2971,7 +3106,7 @@
 </file>
 
 <file path=word/styles.xml><?xml version="1.0" encoding="utf-8"?>
-<w:styles xmlns:mc="http://schemas.openxmlformats.org/markup-compatibility/2006" xmlns:r="http://schemas.openxmlformats.org/officeDocument/2006/relationships" xmlns:w="http://schemas.openxmlformats.org/wordprocessingml/2006/main" xmlns:w14="http://schemas.microsoft.com/office/word/2010/wordml" xmlns:w15="http://schemas.microsoft.com/office/word/2012/wordml" xmlns:w16cex="http://schemas.microsoft.com/office/word/2018/wordml/cex" xmlns:w16cid="http://schemas.microsoft.com/office/word/2016/wordml/cid" xmlns:w16="http://schemas.microsoft.com/office/word/2018/wordml" xmlns:w16sdtdh="http://schemas.microsoft.com/office/word/2020/wordml/sdtdatahash" xmlns:w16se="http://schemas.microsoft.com/office/word/2015/wordml/symex" mc:Ignorable="w14 w15 w16se w16cid w16 w16cex w16sdtdh">
+<w:styles xmlns:mc="http://schemas.openxmlformats.org/markup-compatibility/2006" xmlns:r="http://schemas.openxmlformats.org/officeDocument/2006/relationships" xmlns:w="http://schemas.openxmlformats.org/wordprocessingml/2006/main" xmlns:w14="http://schemas.microsoft.com/office/word/2010/wordml" xmlns:w15="http://schemas.microsoft.com/office/word/2012/wordml" xmlns:w16cex="http://schemas.microsoft.com/office/word/2018/wordml/cex" xmlns:w16cid="http://schemas.microsoft.com/office/word/2016/wordml/cid" xmlns:w16="http://schemas.microsoft.com/office/word/2018/wordml" xmlns:w16du="http://schemas.microsoft.com/office/word/2023/wordml/word16du" xmlns:w16sdtdh="http://schemas.microsoft.com/office/word/2020/wordml/sdtdatahash" xmlns:w16sdtfl="http://schemas.microsoft.com/office/word/2024/wordml/sdtformatlock" xmlns:w16se="http://schemas.microsoft.com/office/word/2015/wordml/symex" mc:Ignorable="w14 w15 w16se w16cid w16 w16cex w16sdtdh w16sdtfl w16du">
   <w:docDefaults>
     <w:rPrDefault>
       <w:rPr>

--- a/插件详细手册/6.地图/地图设计-特效管理层.docx
+++ b/插件详细手册/6.地图/地图设计-特效管理层.docx
@@ -13,23 +13,33 @@
         <w:rPr>
           <w:rFonts w:hint="eastAsia"/>
         </w:rPr>
+        <w:t>===</w:t>
+      </w:r>
+      <w:r>
+        <w:rPr>
+          <w:rFonts w:hint="eastAsia"/>
+        </w:rPr>
         <w:t>概述</w:t>
       </w:r>
+      <w:r>
+        <w:rPr>
+          <w:rFonts w:hint="eastAsia"/>
+        </w:rPr>
+        <w:t>===</w:t>
+      </w:r>
     </w:p>
     <w:p>
       <w:pPr>
         <w:pStyle w:val="3"/>
         <w:rPr>
           <w:rFonts w:hint="eastAsia"/>
-          <w:sz w:val="28"/>
-        </w:rPr>
-      </w:pPr>
-      <w:r>
-        <w:rPr>
-          <w:rFonts w:hint="eastAsia"/>
-          <w:sz w:val="28"/>
-        </w:rPr>
-        <w:t>地图简介</w:t>
+        </w:rPr>
+      </w:pPr>
+      <w:r>
+        <w:rPr>
+          <w:rFonts w:hint="eastAsia"/>
+        </w:rPr>
+        <w:t>示例图</w:t>
       </w:r>
     </w:p>
     <w:p>
@@ -63,9 +73,6 @@
     <w:p>
       <w:pPr>
         <w:jc w:val="center"/>
-        <w:rPr>
-          <w:rFonts w:hint="eastAsia"/>
-        </w:rPr>
       </w:pPr>
       <w:r>
         <w:rPr>
@@ -76,9 +83,9 @@
           <w:szCs w:val="24"/>
         </w:rPr>
         <w:drawing>
-          <wp:inline distT="0" distB="0" distL="0" distR="0" wp14:anchorId="73CBBD31" wp14:editId="333CA470">
-            <wp:extent cx="3223260" cy="2441698"/>
-            <wp:effectExtent l="0" t="0" r="0" b="0"/>
+          <wp:inline distT="0" distB="0" distL="0" distR="0" wp14:anchorId="73CBBD31" wp14:editId="3DAC72A9">
+            <wp:extent cx="3535680" cy="2678364"/>
+            <wp:effectExtent l="0" t="0" r="7620" b="8255"/>
             <wp:docPr id="1714364327" name="图片 1"/>
             <wp:cNvGraphicFramePr>
               <a:graphicFrameLocks xmlns:a="http://schemas.openxmlformats.org/drawingml/2006/main" noChangeAspect="1"/>
@@ -108,7 +115,7 @@
                   <pic:spPr bwMode="auto">
                     <a:xfrm>
                       <a:off x="0" y="0"/>
-                      <a:ext cx="3239821" cy="2454244"/>
+                      <a:ext cx="3557638" cy="2694998"/>
                     </a:xfrm>
                     <a:prstGeom prst="rect">
                       <a:avLst/>
@@ -125,218 +132,32 @@
         </w:drawing>
       </w:r>
     </w:p>
-    <w:tbl>
-      <w:tblPr>
-        <w:tblStyle w:val="af"/>
-        <w:tblW w:w="0" w:type="auto"/>
-        <w:shd w:val="clear" w:color="auto" w:fill="DEEAF6" w:themeFill="accent1" w:themeFillTint="33"/>
-        <w:tblLook w:val="04A0" w:firstRow="1" w:lastRow="0" w:firstColumn="1" w:lastColumn="0" w:noHBand="0" w:noVBand="1"/>
-      </w:tblPr>
-      <w:tblGrid>
-        <w:gridCol w:w="8522"/>
-      </w:tblGrid>
-      <w:tr>
-        <w:tc>
-          <w:tcPr>
-            <w:tcW w:w="8522" w:type="dxa"/>
-            <w:shd w:val="clear" w:color="auto" w:fill="DEEAF6" w:themeFill="accent1" w:themeFillTint="33"/>
-          </w:tcPr>
-          <w:p>
-            <w:pPr>
-              <w:widowControl/>
-              <w:snapToGrid w:val="0"/>
-              <w:jc w:val="left"/>
-              <w:rPr>
-                <w:rFonts w:ascii="Tahoma" w:eastAsia="微软雅黑" w:hAnsi="Tahoma"/>
-                <w:kern w:val="0"/>
-                <w:sz w:val="22"/>
-              </w:rPr>
-            </w:pPr>
-            <w:r>
-              <w:rPr>
-                <w:rFonts w:ascii="Tahoma" w:eastAsia="微软雅黑" w:hAnsi="Tahoma" w:hint="eastAsia"/>
-                <w:kern w:val="0"/>
-                <w:sz w:val="22"/>
-              </w:rPr>
-              <w:t>示例</w:t>
-            </w:r>
-            <w:r>
-              <w:rPr>
-                <w:rFonts w:ascii="Tahoma" w:eastAsia="微软雅黑" w:hAnsi="Tahoma" w:hint="eastAsia"/>
-                <w:kern w:val="0"/>
-                <w:sz w:val="22"/>
-              </w:rPr>
-              <w:t>中的地图为“特效管理层”</w:t>
-            </w:r>
-            <w:r>
-              <w:rPr>
-                <w:rFonts w:ascii="Tahoma" w:eastAsia="微软雅黑" w:hAnsi="Tahoma" w:hint="eastAsia"/>
-                <w:kern w:val="0"/>
-                <w:sz w:val="22"/>
-              </w:rPr>
-              <w:t>，</w:t>
-            </w:r>
-            <w:r>
-              <w:rPr>
-                <w:rFonts w:ascii="Tahoma" w:eastAsia="微软雅黑" w:hAnsi="Tahoma" w:hint="eastAsia"/>
-                <w:kern w:val="0"/>
-                <w:sz w:val="22"/>
-              </w:rPr>
-              <w:t>你</w:t>
-            </w:r>
-            <w:r>
-              <w:rPr>
-                <w:rFonts w:ascii="Tahoma" w:eastAsia="微软雅黑" w:hAnsi="Tahoma" w:hint="eastAsia"/>
-                <w:kern w:val="0"/>
-                <w:sz w:val="22"/>
-              </w:rPr>
-              <w:t>可以</w:t>
-            </w:r>
-            <w:r>
-              <w:rPr>
-                <w:rFonts w:ascii="Tahoma" w:eastAsia="微软雅黑" w:hAnsi="Tahoma" w:hint="eastAsia"/>
-                <w:kern w:val="0"/>
-                <w:sz w:val="22"/>
-              </w:rPr>
-              <w:t>设置</w:t>
-            </w:r>
-            <w:r>
-              <w:rPr>
-                <w:rFonts w:ascii="Tahoma" w:eastAsia="微软雅黑" w:hAnsi="Tahoma" w:hint="eastAsia"/>
-                <w:kern w:val="0"/>
-                <w:sz w:val="22"/>
-              </w:rPr>
-              <w:t xml:space="preserve"> </w:t>
-            </w:r>
-            <w:r>
-              <w:rPr>
-                <w:rFonts w:ascii="Tahoma" w:eastAsia="微软雅黑" w:hAnsi="Tahoma" w:hint="eastAsia"/>
-                <w:kern w:val="0"/>
-                <w:sz w:val="22"/>
-              </w:rPr>
-              <w:t>玩家起始位置</w:t>
-            </w:r>
-            <w:r>
-              <w:rPr>
-                <w:rFonts w:ascii="Tahoma" w:eastAsia="微软雅黑" w:hAnsi="Tahoma" w:hint="eastAsia"/>
-                <w:kern w:val="0"/>
-                <w:sz w:val="22"/>
-              </w:rPr>
-              <w:t xml:space="preserve"> </w:t>
-            </w:r>
-            <w:r>
-              <w:rPr>
-                <w:rFonts w:ascii="Tahoma" w:eastAsia="微软雅黑" w:hAnsi="Tahoma" w:hint="eastAsia"/>
-                <w:kern w:val="0"/>
-                <w:sz w:val="22"/>
-              </w:rPr>
-              <w:t>在该地图。</w:t>
-            </w:r>
-          </w:p>
-          <w:p>
-            <w:pPr>
-              <w:widowControl/>
-              <w:snapToGrid w:val="0"/>
-              <w:jc w:val="center"/>
-              <w:rPr>
-                <w:rFonts w:ascii="Tahoma" w:eastAsia="微软雅黑" w:hAnsi="Tahoma"/>
-                <w:kern w:val="0"/>
-                <w:sz w:val="22"/>
-              </w:rPr>
-            </w:pPr>
-            <w:r>
-              <w:rPr>
-                <w:rFonts w:hint="eastAsia"/>
-                <w:noProof/>
-              </w:rPr>
-              <w:drawing>
-                <wp:inline distT="0" distB="0" distL="0" distR="0" wp14:anchorId="72D56A32" wp14:editId="482F469D">
-                  <wp:extent cx="2232660" cy="838200"/>
-                  <wp:effectExtent l="0" t="0" r="0" b="0"/>
-                  <wp:docPr id="2042881042" name="图片 1"/>
-                  <wp:cNvGraphicFramePr>
-                    <a:graphicFrameLocks xmlns:a="http://schemas.openxmlformats.org/drawingml/2006/main" noChangeAspect="1"/>
-                  </wp:cNvGraphicFramePr>
-                  <a:graphic xmlns:a="http://schemas.openxmlformats.org/drawingml/2006/main">
-                    <a:graphicData uri="http://schemas.openxmlformats.org/drawingml/2006/picture">
-                      <pic:pic xmlns:pic="http://schemas.openxmlformats.org/drawingml/2006/picture">
-                        <pic:nvPicPr>
-                          <pic:cNvPr id="0" name="Picture 1"/>
-                          <pic:cNvPicPr>
-                            <a:picLocks noChangeAspect="1" noChangeArrowheads="1"/>
-                          </pic:cNvPicPr>
-                        </pic:nvPicPr>
-                        <pic:blipFill>
-                          <a:blip r:embed="rId8">
-                            <a:extLst>
-                              <a:ext uri="{28A0092B-C50C-407E-A947-70E740481C1C}">
-                                <a14:useLocalDpi xmlns:a14="http://schemas.microsoft.com/office/drawing/2010/main" val="0"/>
-                              </a:ext>
-                            </a:extLst>
-                          </a:blip>
-                          <a:srcRect/>
-                          <a:stretch>
-                            <a:fillRect/>
-                          </a:stretch>
-                        </pic:blipFill>
-                        <pic:spPr bwMode="auto">
-                          <a:xfrm>
-                            <a:off x="0" y="0"/>
-                            <a:ext cx="2232660" cy="838200"/>
-                          </a:xfrm>
-                          <a:prstGeom prst="rect">
-                            <a:avLst/>
-                          </a:prstGeom>
-                          <a:noFill/>
-                          <a:ln>
-                            <a:noFill/>
-                          </a:ln>
-                        </pic:spPr>
-                      </pic:pic>
-                    </a:graphicData>
-                  </a:graphic>
-                </wp:inline>
-              </w:drawing>
-            </w:r>
-          </w:p>
-        </w:tc>
-      </w:tr>
-    </w:tbl>
-    <w:p>
-      <w:pPr>
-        <w:widowControl/>
-        <w:snapToGrid w:val="0"/>
-        <w:spacing w:before="120"/>
-        <w:jc w:val="left"/>
-        <w:rPr>
-          <w:rFonts w:ascii="Tahoma" w:eastAsia="微软雅黑" w:hAnsi="Tahoma"/>
-          <w:kern w:val="0"/>
-          <w:sz w:val="22"/>
-        </w:rPr>
-      </w:pPr>
-      <w:r>
-        <w:rPr>
-          <w:rFonts w:ascii="Tahoma" w:eastAsia="微软雅黑" w:hAnsi="Tahoma" w:hint="eastAsia"/>
-          <w:kern w:val="0"/>
-          <w:sz w:val="22"/>
-        </w:rPr>
-        <w:t>注意，该文档只详细说明</w:t>
-      </w:r>
-      <w:r>
-        <w:rPr>
-          <w:rFonts w:ascii="Tahoma" w:eastAsia="微软雅黑" w:hAnsi="Tahoma" w:hint="eastAsia"/>
-          <w:kern w:val="0"/>
-          <w:sz w:val="22"/>
-        </w:rPr>
-        <w:t xml:space="preserve"> </w:t>
-      </w:r>
-      <w:r>
-        <w:rPr>
-          <w:rFonts w:ascii="Tahoma" w:eastAsia="微软雅黑" w:hAnsi="Tahoma" w:hint="eastAsia"/>
-          <w:kern w:val="0"/>
-          <w:sz w:val="22"/>
-        </w:rPr>
-        <w:t>整体设计思路。</w:t>
+    <w:p/>
+    <w:p>
+      <w:pPr>
+        <w:rPr>
+          <w:rFonts w:hint="eastAsia"/>
+        </w:rPr>
+      </w:pPr>
+    </w:p>
+    <w:p>
+      <w:pPr>
+        <w:pStyle w:val="3"/>
+        <w:rPr>
+          <w:rFonts w:hint="eastAsia"/>
+        </w:rPr>
+      </w:pPr>
+      <w:r>
+        <w:rPr>
+          <w:rFonts w:hint="eastAsia"/>
+        </w:rPr>
+        <w:t>示例</w:t>
+      </w:r>
+      <w:r>
+        <w:rPr>
+          <w:rFonts w:hint="eastAsia"/>
+        </w:rPr>
+        <w:t>位置</w:t>
       </w:r>
     </w:p>
     <w:p>
@@ -356,7 +177,47 @@
           <w:kern w:val="0"/>
           <w:sz w:val="22"/>
         </w:rPr>
-        <w:t>对于具体</w:t>
+        <w:t>示例</w:t>
+      </w:r>
+      <w:r>
+        <w:rPr>
+          <w:rFonts w:ascii="Tahoma" w:eastAsia="微软雅黑" w:hAnsi="Tahoma" w:hint="eastAsia"/>
+          <w:kern w:val="0"/>
+          <w:sz w:val="22"/>
+        </w:rPr>
+        <w:t>中的地图为“特效管理层”</w:t>
+      </w:r>
+      <w:r>
+        <w:rPr>
+          <w:rFonts w:ascii="Tahoma" w:eastAsia="微软雅黑" w:hAnsi="Tahoma" w:hint="eastAsia"/>
+          <w:kern w:val="0"/>
+          <w:sz w:val="22"/>
+        </w:rPr>
+        <w:t>，</w:t>
+      </w:r>
+      <w:r>
+        <w:rPr>
+          <w:rFonts w:ascii="Tahoma" w:eastAsia="微软雅黑" w:hAnsi="Tahoma" w:hint="eastAsia"/>
+          <w:kern w:val="0"/>
+          <w:sz w:val="22"/>
+        </w:rPr>
+        <w:t>你</w:t>
+      </w:r>
+      <w:r>
+        <w:rPr>
+          <w:rFonts w:ascii="Tahoma" w:eastAsia="微软雅黑" w:hAnsi="Tahoma" w:hint="eastAsia"/>
+          <w:kern w:val="0"/>
+          <w:sz w:val="22"/>
+        </w:rPr>
+        <w:t>可以</w:t>
+      </w:r>
+      <w:r>
+        <w:rPr>
+          <w:rFonts w:ascii="Tahoma" w:eastAsia="微软雅黑" w:hAnsi="Tahoma" w:hint="eastAsia"/>
+          <w:kern w:val="0"/>
+          <w:sz w:val="22"/>
+        </w:rPr>
+        <w:t>设置</w:t>
       </w:r>
       <w:r>
         <w:rPr>
@@ -372,25 +233,45 @@
           <w:kern w:val="0"/>
           <w:sz w:val="22"/>
         </w:rPr>
-        <w:t>的图块素材……只能靠自己画画了。</w:t>
+        <w:t>玩家起始位置</w:t>
+      </w:r>
+      <w:r>
+        <w:rPr>
+          <w:rFonts w:ascii="Tahoma" w:eastAsia="微软雅黑" w:hAnsi="Tahoma" w:hint="eastAsia"/>
+          <w:kern w:val="0"/>
+          <w:sz w:val="22"/>
+        </w:rPr>
+        <w:t xml:space="preserve"> </w:t>
+      </w:r>
+      <w:r>
+        <w:rPr>
+          <w:rFonts w:ascii="Tahoma" w:eastAsia="微软雅黑" w:hAnsi="Tahoma" w:hint="eastAsia"/>
+          <w:kern w:val="0"/>
+          <w:sz w:val="22"/>
+        </w:rPr>
+        <w:t>在该地图。</w:t>
       </w:r>
     </w:p>
     <w:p>
       <w:pPr>
         <w:jc w:val="center"/>
         <w:rPr>
-          <w:rFonts w:hint="eastAsia"/>
-        </w:rPr>
-      </w:pPr>
-      <w:r>
-        <w:rPr>
+          <w:rFonts w:ascii="宋体" w:eastAsia="宋体" w:hAnsi="宋体" w:cs="宋体"/>
+          <w:kern w:val="0"/>
+          <w:sz w:val="24"/>
+          <w:szCs w:val="24"/>
+        </w:rPr>
+      </w:pPr>
+      <w:r>
+        <w:rPr>
+          <w:rFonts w:hint="eastAsia"/>
           <w:noProof/>
         </w:rPr>
         <w:drawing>
-          <wp:inline distT="0" distB="0" distL="0" distR="0" wp14:anchorId="6595BFE9" wp14:editId="76E51F84">
-            <wp:extent cx="5274310" cy="2635250"/>
-            <wp:effectExtent l="0" t="0" r="2540" b="0"/>
-            <wp:docPr id="1000163685" name="图片 1"/>
+          <wp:inline distT="0" distB="0" distL="0" distR="0" wp14:anchorId="5118ACE2" wp14:editId="3AAD3404">
+            <wp:extent cx="2232660" cy="838200"/>
+            <wp:effectExtent l="0" t="0" r="0" b="0"/>
+            <wp:docPr id="2042881042" name="图片 1"/>
             <wp:cNvGraphicFramePr>
               <a:graphicFrameLocks xmlns:a="http://schemas.openxmlformats.org/drawingml/2006/main" noChangeAspect="1"/>
             </wp:cNvGraphicFramePr>
@@ -399,6 +280,277 @@
                 <pic:pic xmlns:pic="http://schemas.openxmlformats.org/drawingml/2006/picture">
                   <pic:nvPicPr>
                     <pic:cNvPr id="0" name="Picture 1"/>
+                    <pic:cNvPicPr>
+                      <a:picLocks noChangeAspect="1" noChangeArrowheads="1"/>
+                    </pic:cNvPicPr>
+                  </pic:nvPicPr>
+                  <pic:blipFill>
+                    <a:blip r:embed="rId8">
+                      <a:extLst>
+                        <a:ext uri="{28A0092B-C50C-407E-A947-70E740481C1C}">
+                          <a14:useLocalDpi xmlns:a14="http://schemas.microsoft.com/office/drawing/2010/main" val="0"/>
+                        </a:ext>
+                      </a:extLst>
+                    </a:blip>
+                    <a:srcRect/>
+                    <a:stretch>
+                      <a:fillRect/>
+                    </a:stretch>
+                  </pic:blipFill>
+                  <pic:spPr bwMode="auto">
+                    <a:xfrm>
+                      <a:off x="0" y="0"/>
+                      <a:ext cx="2232660" cy="838200"/>
+                    </a:xfrm>
+                    <a:prstGeom prst="rect">
+                      <a:avLst/>
+                    </a:prstGeom>
+                    <a:noFill/>
+                    <a:ln>
+                      <a:noFill/>
+                    </a:ln>
+                  </pic:spPr>
+                </pic:pic>
+              </a:graphicData>
+            </a:graphic>
+          </wp:inline>
+        </w:drawing>
+      </w:r>
+    </w:p>
+    <w:p>
+      <w:pPr>
+        <w:rPr>
+          <w:rFonts w:ascii="宋体" w:eastAsia="宋体" w:hAnsi="宋体" w:cs="宋体" w:hint="eastAsia"/>
+          <w:kern w:val="0"/>
+          <w:sz w:val="24"/>
+          <w:szCs w:val="24"/>
+        </w:rPr>
+      </w:pPr>
+    </w:p>
+    <w:p>
+      <w:pPr>
+        <w:widowControl/>
+        <w:jc w:val="left"/>
+        <w:rPr>
+          <w:rFonts w:ascii="宋体" w:eastAsia="宋体" w:hAnsi="宋体" w:cs="宋体" w:hint="eastAsia"/>
+          <w:kern w:val="0"/>
+          <w:sz w:val="24"/>
+          <w:szCs w:val="24"/>
+        </w:rPr>
+      </w:pPr>
+      <w:r>
+        <w:rPr>
+          <w:rFonts w:ascii="宋体" w:eastAsia="宋体" w:hAnsi="宋体" w:cs="宋体" w:hint="eastAsia"/>
+          <w:kern w:val="0"/>
+          <w:sz w:val="24"/>
+          <w:szCs w:val="24"/>
+        </w:rPr>
+        <w:br w:type="page"/>
+      </w:r>
+    </w:p>
+    <w:p>
+      <w:pPr>
+        <w:pStyle w:val="3"/>
+        <w:rPr>
+          <w:rFonts w:hint="eastAsia"/>
+        </w:rPr>
+      </w:pPr>
+      <w:r>
+        <w:rPr>
+          <w:rFonts w:hint="eastAsia"/>
+        </w:rPr>
+        <w:lastRenderedPageBreak/>
+        <w:t>灵感来源</w:t>
+      </w:r>
+    </w:p>
+    <w:p>
+      <w:pPr>
+        <w:widowControl/>
+        <w:snapToGrid w:val="0"/>
+        <w:jc w:val="left"/>
+        <w:rPr>
+          <w:rFonts w:ascii="Tahoma" w:eastAsia="微软雅黑" w:hAnsi="Tahoma"/>
+          <w:kern w:val="0"/>
+          <w:sz w:val="22"/>
+        </w:rPr>
+      </w:pPr>
+      <w:r>
+        <w:rPr>
+          <w:rFonts w:ascii="Tahoma" w:eastAsia="微软雅黑" w:hAnsi="Tahoma" w:hint="eastAsia"/>
+          <w:kern w:val="0"/>
+          <w:sz w:val="22"/>
+        </w:rPr>
+        <w:t>2</w:t>
+      </w:r>
+      <w:r>
+        <w:rPr>
+          <w:rFonts w:ascii="Tahoma" w:eastAsia="微软雅黑" w:hAnsi="Tahoma"/>
+          <w:kern w:val="0"/>
+          <w:sz w:val="22"/>
+        </w:rPr>
+        <w:t>023</w:t>
+      </w:r>
+      <w:r>
+        <w:rPr>
+          <w:rFonts w:ascii="Tahoma" w:eastAsia="微软雅黑" w:hAnsi="Tahoma" w:hint="eastAsia"/>
+          <w:kern w:val="0"/>
+          <w:sz w:val="22"/>
+        </w:rPr>
+        <w:t>年</w:t>
+      </w:r>
+      <w:r>
+        <w:rPr>
+          <w:rFonts w:ascii="Tahoma" w:eastAsia="微软雅黑" w:hAnsi="Tahoma"/>
+          <w:kern w:val="0"/>
+          <w:sz w:val="22"/>
+        </w:rPr>
+        <w:t>6</w:t>
+      </w:r>
+      <w:r>
+        <w:rPr>
+          <w:rFonts w:ascii="Tahoma" w:eastAsia="微软雅黑" w:hAnsi="Tahoma" w:hint="eastAsia"/>
+          <w:kern w:val="0"/>
+          <w:sz w:val="22"/>
+        </w:rPr>
+        <w:t>月</w:t>
+      </w:r>
+      <w:r>
+        <w:rPr>
+          <w:rFonts w:ascii="Tahoma" w:eastAsia="微软雅黑" w:hAnsi="Tahoma"/>
+          <w:kern w:val="0"/>
+          <w:sz w:val="22"/>
+        </w:rPr>
+        <w:t>5</w:t>
+      </w:r>
+      <w:r>
+        <w:rPr>
+          <w:rFonts w:ascii="Tahoma" w:eastAsia="微软雅黑" w:hAnsi="Tahoma" w:hint="eastAsia"/>
+          <w:kern w:val="0"/>
+          <w:sz w:val="22"/>
+        </w:rPr>
+        <w:t>日，我在</w:t>
+      </w:r>
+      <w:r>
+        <w:rPr>
+          <w:rFonts w:ascii="Tahoma" w:eastAsia="微软雅黑" w:hAnsi="Tahoma" w:hint="eastAsia"/>
+          <w:kern w:val="0"/>
+          <w:sz w:val="22"/>
+        </w:rPr>
+        <w:t>b</w:t>
+      </w:r>
+      <w:r>
+        <w:rPr>
+          <w:rFonts w:ascii="Tahoma" w:eastAsia="微软雅黑" w:hAnsi="Tahoma" w:hint="eastAsia"/>
+          <w:kern w:val="0"/>
+          <w:sz w:val="22"/>
+        </w:rPr>
+        <w:t>站到处逛，碰巧看见了一个东方游戏《</w:t>
+      </w:r>
+      <w:r>
+        <w:rPr>
+          <w:rFonts w:ascii="微软雅黑" w:eastAsia="微软雅黑" w:hAnsi="微软雅黑" w:hint="eastAsia"/>
+          <w:color w:val="18191C"/>
+          <w:sz w:val="23"/>
+          <w:szCs w:val="23"/>
+          <w:shd w:val="clear" w:color="auto" w:fill="FFFFFF"/>
+        </w:rPr>
+        <w:t>Yumma Game</w:t>
+      </w:r>
+      <w:r>
+        <w:rPr>
+          <w:rFonts w:ascii="Tahoma" w:eastAsia="微软雅黑" w:hAnsi="Tahoma" w:hint="eastAsia"/>
+          <w:kern w:val="0"/>
+          <w:sz w:val="22"/>
+        </w:rPr>
+        <w:t>》，</w:t>
+      </w:r>
+    </w:p>
+    <w:p>
+      <w:pPr>
+        <w:widowControl/>
+        <w:snapToGrid w:val="0"/>
+        <w:jc w:val="left"/>
+        <w:rPr>
+          <w:rFonts w:ascii="Tahoma" w:eastAsia="微软雅黑" w:hAnsi="Tahoma"/>
+          <w:kern w:val="0"/>
+          <w:sz w:val="22"/>
+        </w:rPr>
+      </w:pPr>
+      <w:r>
+        <w:rPr>
+          <w:rFonts w:ascii="Tahoma" w:eastAsia="微软雅黑" w:hAnsi="Tahoma" w:hint="eastAsia"/>
+          <w:kern w:val="0"/>
+          <w:sz w:val="22"/>
+        </w:rPr>
+        <w:t>这里</w:t>
+      </w:r>
+      <w:proofErr w:type="gramStart"/>
+      <w:r>
+        <w:rPr>
+          <w:rFonts w:ascii="Tahoma" w:eastAsia="微软雅黑" w:hAnsi="Tahoma" w:hint="eastAsia"/>
+          <w:kern w:val="0"/>
+          <w:sz w:val="22"/>
+        </w:rPr>
+        <w:t>的图块超级</w:t>
+      </w:r>
+      <w:proofErr w:type="gramEnd"/>
+      <w:r>
+        <w:rPr>
+          <w:rFonts w:ascii="Tahoma" w:eastAsia="微软雅黑" w:hAnsi="Tahoma" w:hint="eastAsia"/>
+          <w:kern w:val="0"/>
+          <w:sz w:val="22"/>
+        </w:rPr>
+        <w:t>简陋，但是，意境和感受却非常到位。</w:t>
+      </w:r>
+    </w:p>
+    <w:p>
+      <w:pPr>
+        <w:widowControl/>
+        <w:snapToGrid w:val="0"/>
+        <w:jc w:val="left"/>
+        <w:rPr>
+          <w:rFonts w:ascii="Tahoma" w:eastAsia="微软雅黑" w:hAnsi="Tahoma"/>
+          <w:kern w:val="0"/>
+          <w:sz w:val="22"/>
+        </w:rPr>
+      </w:pPr>
+      <w:r>
+        <w:rPr>
+          <w:rFonts w:ascii="Tahoma" w:eastAsia="微软雅黑" w:hAnsi="Tahoma" w:hint="eastAsia"/>
+          <w:kern w:val="0"/>
+          <w:sz w:val="22"/>
+        </w:rPr>
+        <w:t>蓝色的会被联想为河流，绿色的会被联想为草地，黄色会被联想为泥土路。</w:t>
+      </w:r>
+    </w:p>
+    <w:p>
+      <w:pPr>
+        <w:widowControl/>
+        <w:snapToGrid w:val="0"/>
+        <w:jc w:val="center"/>
+        <w:rPr>
+          <w:rFonts w:ascii="Tahoma" w:eastAsia="微软雅黑" w:hAnsi="Tahoma"/>
+          <w:kern w:val="0"/>
+          <w:sz w:val="22"/>
+        </w:rPr>
+      </w:pPr>
+      <w:r>
+        <w:rPr>
+          <w:noProof/>
+        </w:rPr>
+        <w:drawing>
+          <wp:inline distT="0" distB="0" distL="0" distR="0" wp14:anchorId="4B578068" wp14:editId="4F5C2EFB">
+            <wp:extent cx="3909060" cy="2173374"/>
+            <wp:effectExtent l="0" t="0" r="0" b="0"/>
+            <wp:docPr id="249328616" name="图片 2"/>
+            <wp:cNvGraphicFramePr>
+              <a:graphicFrameLocks xmlns:a="http://schemas.openxmlformats.org/drawingml/2006/main" noChangeAspect="1"/>
+            </wp:cNvGraphicFramePr>
+            <a:graphic xmlns:a="http://schemas.openxmlformats.org/drawingml/2006/main">
+              <a:graphicData uri="http://schemas.openxmlformats.org/drawingml/2006/picture">
+                <pic:pic xmlns:pic="http://schemas.openxmlformats.org/drawingml/2006/picture">
+                  <pic:nvPicPr>
+                    <pic:cNvPr id="0" name="Picture 3"/>
                     <pic:cNvPicPr>
                       <a:picLocks noChangeAspect="1" noChangeArrowheads="1"/>
                     </pic:cNvPicPr>
@@ -419,7 +571,7 @@
                   <pic:spPr bwMode="auto">
                     <a:xfrm>
                       <a:off x="0" y="0"/>
-                      <a:ext cx="5274310" cy="2635250"/>
+                      <a:ext cx="3926643" cy="2183150"/>
                     </a:xfrm>
                     <a:prstGeom prst="rect">
                       <a:avLst/>
@@ -439,37 +591,441 @@
     <w:p>
       <w:pPr>
         <w:widowControl/>
+        <w:snapToGrid w:val="0"/>
         <w:jc w:val="left"/>
         <w:rPr>
-          <w:rFonts w:ascii="宋体" w:eastAsia="宋体" w:hAnsi="宋体" w:cs="宋体" w:hint="eastAsia"/>
-          <w:kern w:val="0"/>
-          <w:sz w:val="24"/>
-          <w:szCs w:val="24"/>
-        </w:rPr>
-      </w:pPr>
+          <w:rFonts w:ascii="Tahoma" w:eastAsia="微软雅黑" w:hAnsi="Tahoma"/>
+          <w:kern w:val="0"/>
+          <w:sz w:val="22"/>
+        </w:rPr>
+      </w:pPr>
+      <w:r>
+        <w:rPr>
+          <w:rFonts w:ascii="Tahoma" w:eastAsia="微软雅黑" w:hAnsi="Tahoma" w:hint="eastAsia"/>
+          <w:kern w:val="0"/>
+          <w:sz w:val="22"/>
+        </w:rPr>
+        <w:t>只不过，里面的竹子，太难看了，于是我找了其他合理的东西加了进来。</w:t>
+      </w:r>
+    </w:p>
+    <w:p>
+      <w:pPr>
+        <w:widowControl/>
+        <w:snapToGrid w:val="0"/>
+        <w:jc w:val="left"/>
+        <w:rPr>
+          <w:rFonts w:ascii="Tahoma" w:eastAsia="微软雅黑" w:hAnsi="Tahoma"/>
+          <w:kern w:val="0"/>
+          <w:sz w:val="22"/>
+        </w:rPr>
+      </w:pPr>
+      <w:r>
+        <w:rPr>
+          <w:rFonts w:ascii="Tahoma" w:eastAsia="微软雅黑" w:hAnsi="Tahoma" w:hint="eastAsia"/>
+          <w:kern w:val="0"/>
+          <w:sz w:val="22"/>
+        </w:rPr>
+        <w:t>比如《地球冒险</w:t>
+      </w:r>
+      <w:r>
+        <w:rPr>
+          <w:rFonts w:ascii="Tahoma" w:eastAsia="微软雅黑" w:hAnsi="Tahoma" w:hint="eastAsia"/>
+          <w:kern w:val="0"/>
+          <w:sz w:val="22"/>
+        </w:rPr>
+        <w:t>3</w:t>
+      </w:r>
+      <w:r>
+        <w:rPr>
+          <w:rFonts w:ascii="Tahoma" w:eastAsia="微软雅黑" w:hAnsi="Tahoma" w:hint="eastAsia"/>
+          <w:kern w:val="0"/>
+          <w:sz w:val="22"/>
+        </w:rPr>
+        <w:t>》的花朵，《魔兽争霸</w:t>
+      </w:r>
+      <w:r>
+        <w:rPr>
+          <w:rFonts w:ascii="Tahoma" w:eastAsia="微软雅黑" w:hAnsi="Tahoma" w:hint="eastAsia"/>
+          <w:kern w:val="0"/>
+          <w:sz w:val="22"/>
+        </w:rPr>
+        <w:t>3</w:t>
+      </w:r>
+      <w:r>
+        <w:rPr>
+          <w:rFonts w:ascii="Tahoma" w:eastAsia="微软雅黑" w:hAnsi="Tahoma" w:hint="eastAsia"/>
+          <w:kern w:val="0"/>
+          <w:sz w:val="22"/>
+        </w:rPr>
+        <w:t>》的</w:t>
+      </w:r>
+      <w:r>
+        <w:rPr>
+          <w:rFonts w:ascii="Tahoma" w:eastAsia="微软雅黑" w:hAnsi="Tahoma" w:hint="eastAsia"/>
+          <w:kern w:val="0"/>
+          <w:sz w:val="22"/>
+        </w:rPr>
+        <w:t>松树</w:t>
+      </w:r>
+      <w:r>
+        <w:rPr>
+          <w:rFonts w:ascii="Tahoma" w:eastAsia="微软雅黑" w:hAnsi="Tahoma" w:hint="eastAsia"/>
+          <w:kern w:val="0"/>
+          <w:sz w:val="22"/>
+        </w:rPr>
+        <w:t>，以及《</w:t>
+      </w:r>
+      <w:r>
+        <w:rPr>
+          <w:rFonts w:ascii="Tahoma" w:eastAsia="微软雅黑" w:hAnsi="Tahoma" w:hint="eastAsia"/>
+          <w:kern w:val="0"/>
+          <w:sz w:val="22"/>
+        </w:rPr>
+        <w:t>rm</w:t>
+      </w:r>
+      <w:r>
+        <w:rPr>
+          <w:rFonts w:ascii="Tahoma" w:eastAsia="微软雅黑" w:hAnsi="Tahoma" w:hint="eastAsia"/>
+          <w:kern w:val="0"/>
+          <w:sz w:val="22"/>
+        </w:rPr>
+        <w:t>》默认的石板路。</w:t>
+      </w:r>
+    </w:p>
+    <w:p>
+      <w:pPr>
+        <w:widowControl/>
+        <w:snapToGrid w:val="0"/>
+        <w:jc w:val="center"/>
+        <w:rPr>
+          <w:rFonts w:ascii="Tahoma" w:eastAsia="微软雅黑" w:hAnsi="Tahoma"/>
+          <w:kern w:val="0"/>
+          <w:sz w:val="22"/>
+        </w:rPr>
+      </w:pPr>
+      <w:r>
+        <w:rPr>
+          <w:rFonts w:ascii="Tahoma" w:eastAsia="微软雅黑" w:hAnsi="Tahoma"/>
+          <w:noProof/>
+          <w:kern w:val="0"/>
+          <w:sz w:val="22"/>
+        </w:rPr>
+        <w:drawing>
+          <wp:inline distT="0" distB="0" distL="0" distR="0" wp14:anchorId="6E09B9B9" wp14:editId="1EDC7CD5">
+            <wp:extent cx="1813560" cy="1518429"/>
+            <wp:effectExtent l="0" t="0" r="0" b="5715"/>
+            <wp:docPr id="1072530763" name="图片 3"/>
+            <wp:cNvGraphicFramePr>
+              <a:graphicFrameLocks xmlns:a="http://schemas.openxmlformats.org/drawingml/2006/main" noChangeAspect="1"/>
+            </wp:cNvGraphicFramePr>
+            <a:graphic xmlns:a="http://schemas.openxmlformats.org/drawingml/2006/main">
+              <a:graphicData uri="http://schemas.openxmlformats.org/drawingml/2006/picture">
+                <pic:pic xmlns:pic="http://schemas.openxmlformats.org/drawingml/2006/picture">
+                  <pic:nvPicPr>
+                    <pic:cNvPr id="0" name="Picture 5"/>
+                    <pic:cNvPicPr>
+                      <a:picLocks noChangeAspect="1" noChangeArrowheads="1"/>
+                    </pic:cNvPicPr>
+                  </pic:nvPicPr>
+                  <pic:blipFill>
+                    <a:blip r:embed="rId10">
+                      <a:extLst>
+                        <a:ext uri="{28A0092B-C50C-407E-A947-70E740481C1C}">
+                          <a14:useLocalDpi xmlns:a14="http://schemas.microsoft.com/office/drawing/2010/main" val="0"/>
+                        </a:ext>
+                      </a:extLst>
+                    </a:blip>
+                    <a:srcRect/>
+                    <a:stretch>
+                      <a:fillRect/>
+                    </a:stretch>
+                  </pic:blipFill>
+                  <pic:spPr bwMode="auto">
+                    <a:xfrm>
+                      <a:off x="0" y="0"/>
+                      <a:ext cx="1823517" cy="1526766"/>
+                    </a:xfrm>
+                    <a:prstGeom prst="rect">
+                      <a:avLst/>
+                    </a:prstGeom>
+                    <a:noFill/>
+                    <a:ln>
+                      <a:noFill/>
+                    </a:ln>
+                  </pic:spPr>
+                </pic:pic>
+              </a:graphicData>
+            </a:graphic>
+          </wp:inline>
+        </w:drawing>
+      </w:r>
+      <w:r>
+        <w:rPr>
+          <w:rFonts w:ascii="Tahoma" w:eastAsia="微软雅黑" w:hAnsi="Tahoma"/>
+          <w:noProof/>
+          <w:kern w:val="0"/>
+          <w:sz w:val="22"/>
+        </w:rPr>
+        <w:drawing>
+          <wp:inline distT="0" distB="0" distL="0" distR="0" wp14:anchorId="1EF0FFC1" wp14:editId="4856D3D3">
+            <wp:extent cx="2100541" cy="1523675"/>
+            <wp:effectExtent l="0" t="0" r="0" b="635"/>
+            <wp:docPr id="689525197" name="图片 4"/>
+            <wp:cNvGraphicFramePr>
+              <a:graphicFrameLocks xmlns:a="http://schemas.openxmlformats.org/drawingml/2006/main" noChangeAspect="1"/>
+            </wp:cNvGraphicFramePr>
+            <a:graphic xmlns:a="http://schemas.openxmlformats.org/drawingml/2006/main">
+              <a:graphicData uri="http://schemas.openxmlformats.org/drawingml/2006/picture">
+                <pic:pic xmlns:pic="http://schemas.openxmlformats.org/drawingml/2006/picture">
+                  <pic:nvPicPr>
+                    <pic:cNvPr id="0" name="Picture 7"/>
+                    <pic:cNvPicPr>
+                      <a:picLocks noChangeAspect="1" noChangeArrowheads="1"/>
+                    </pic:cNvPicPr>
+                  </pic:nvPicPr>
+                  <pic:blipFill>
+                    <a:blip r:embed="rId11">
+                      <a:extLst>
+                        <a:ext uri="{28A0092B-C50C-407E-A947-70E740481C1C}">
+                          <a14:useLocalDpi xmlns:a14="http://schemas.microsoft.com/office/drawing/2010/main" val="0"/>
+                        </a:ext>
+                      </a:extLst>
+                    </a:blip>
+                    <a:srcRect/>
+                    <a:stretch>
+                      <a:fillRect/>
+                    </a:stretch>
+                  </pic:blipFill>
+                  <pic:spPr bwMode="auto">
+                    <a:xfrm>
+                      <a:off x="0" y="0"/>
+                      <a:ext cx="2107334" cy="1528602"/>
+                    </a:xfrm>
+                    <a:prstGeom prst="rect">
+                      <a:avLst/>
+                    </a:prstGeom>
+                    <a:noFill/>
+                    <a:ln>
+                      <a:noFill/>
+                    </a:ln>
+                  </pic:spPr>
+                </pic:pic>
+              </a:graphicData>
+            </a:graphic>
+          </wp:inline>
+        </w:drawing>
+      </w:r>
+    </w:p>
+    <w:p>
+      <w:pPr>
+        <w:widowControl/>
+        <w:snapToGrid w:val="0"/>
+        <w:jc w:val="center"/>
+        <w:rPr>
+          <w:rFonts w:ascii="Tahoma" w:eastAsia="微软雅黑" w:hAnsi="Tahoma" w:hint="eastAsia"/>
+          <w:kern w:val="0"/>
+          <w:sz w:val="22"/>
+        </w:rPr>
+      </w:pPr>
+      <w:r>
+        <w:rPr>
+          <w:rFonts w:ascii="Tahoma" w:eastAsia="微软雅黑" w:hAnsi="Tahoma"/>
+          <w:noProof/>
+          <w:kern w:val="0"/>
+          <w:sz w:val="22"/>
+        </w:rPr>
+        <w:drawing>
+          <wp:inline distT="0" distB="0" distL="0" distR="0" wp14:anchorId="238D5C08" wp14:editId="5C8BAF59">
+            <wp:extent cx="1455420" cy="1273037"/>
+            <wp:effectExtent l="0" t="0" r="0" b="3810"/>
+            <wp:docPr id="230541804" name="图片 5"/>
+            <wp:cNvGraphicFramePr>
+              <a:graphicFrameLocks xmlns:a="http://schemas.openxmlformats.org/drawingml/2006/main" noChangeAspect="1"/>
+            </wp:cNvGraphicFramePr>
+            <a:graphic xmlns:a="http://schemas.openxmlformats.org/drawingml/2006/main">
+              <a:graphicData uri="http://schemas.openxmlformats.org/drawingml/2006/picture">
+                <pic:pic xmlns:pic="http://schemas.openxmlformats.org/drawingml/2006/picture">
+                  <pic:nvPicPr>
+                    <pic:cNvPr id="0" name="Picture 9"/>
+                    <pic:cNvPicPr>
+                      <a:picLocks noChangeAspect="1" noChangeArrowheads="1"/>
+                    </pic:cNvPicPr>
+                  </pic:nvPicPr>
+                  <pic:blipFill>
+                    <a:blip r:embed="rId12">
+                      <a:extLst>
+                        <a:ext uri="{28A0092B-C50C-407E-A947-70E740481C1C}">
+                          <a14:useLocalDpi xmlns:a14="http://schemas.microsoft.com/office/drawing/2010/main" val="0"/>
+                        </a:ext>
+                      </a:extLst>
+                    </a:blip>
+                    <a:srcRect/>
+                    <a:stretch>
+                      <a:fillRect/>
+                    </a:stretch>
+                  </pic:blipFill>
+                  <pic:spPr bwMode="auto">
+                    <a:xfrm>
+                      <a:off x="0" y="0"/>
+                      <a:ext cx="1461764" cy="1278586"/>
+                    </a:xfrm>
+                    <a:prstGeom prst="rect">
+                      <a:avLst/>
+                    </a:prstGeom>
+                    <a:noFill/>
+                    <a:ln>
+                      <a:noFill/>
+                    </a:ln>
+                  </pic:spPr>
+                </pic:pic>
+              </a:graphicData>
+            </a:graphic>
+          </wp:inline>
+        </w:drawing>
+      </w:r>
+    </w:p>
+    <w:p>
+      <w:pPr>
+        <w:widowControl/>
+        <w:snapToGrid w:val="0"/>
+        <w:rPr>
+          <w:rFonts w:ascii="Tahoma" w:eastAsia="微软雅黑" w:hAnsi="Tahoma"/>
+          <w:kern w:val="0"/>
+          <w:sz w:val="22"/>
+        </w:rPr>
+      </w:pPr>
+      <w:r>
+        <w:rPr>
+          <w:rFonts w:ascii="Tahoma" w:eastAsia="微软雅黑" w:hAnsi="Tahoma" w:hint="eastAsia"/>
+          <w:kern w:val="0"/>
+          <w:sz w:val="22"/>
+        </w:rPr>
+        <w:t>好了，开始画画。</w:t>
+      </w:r>
+    </w:p>
+    <w:p>
+      <w:pPr>
+        <w:widowControl/>
+        <w:snapToGrid w:val="0"/>
+        <w:jc w:val="center"/>
+        <w:rPr>
+          <w:rFonts w:ascii="Tahoma" w:eastAsia="微软雅黑" w:hAnsi="Tahoma"/>
+          <w:kern w:val="0"/>
+          <w:sz w:val="22"/>
+        </w:rPr>
+      </w:pPr>
+      <w:r>
+        <w:rPr>
+          <w:noProof/>
+        </w:rPr>
+        <w:drawing>
+          <wp:inline distT="0" distB="0" distL="0" distR="0" wp14:anchorId="6E42FC96" wp14:editId="632F7FEE">
+            <wp:extent cx="3413760" cy="1706880"/>
+            <wp:effectExtent l="0" t="0" r="0" b="7620"/>
+            <wp:docPr id="692593062" name="图片 692593062"/>
+            <wp:cNvGraphicFramePr>
+              <a:graphicFrameLocks xmlns:a="http://schemas.openxmlformats.org/drawingml/2006/main" noChangeAspect="1"/>
+            </wp:cNvGraphicFramePr>
+            <a:graphic xmlns:a="http://schemas.openxmlformats.org/drawingml/2006/main">
+              <a:graphicData uri="http://schemas.openxmlformats.org/drawingml/2006/picture">
+                <pic:pic xmlns:pic="http://schemas.openxmlformats.org/drawingml/2006/picture">
+                  <pic:nvPicPr>
+                    <pic:cNvPr id="0" name="Picture 1"/>
+                    <pic:cNvPicPr>
+                      <a:picLocks noChangeAspect="1" noChangeArrowheads="1"/>
+                    </pic:cNvPicPr>
+                  </pic:nvPicPr>
+                  <pic:blipFill>
+                    <a:blip r:embed="rId13">
+                      <a:extLst>
+                        <a:ext uri="{28A0092B-C50C-407E-A947-70E740481C1C}">
+                          <a14:useLocalDpi xmlns:a14="http://schemas.microsoft.com/office/drawing/2010/main" val="0"/>
+                        </a:ext>
+                      </a:extLst>
+                    </a:blip>
+                    <a:srcRect/>
+                    <a:stretch>
+                      <a:fillRect/>
+                    </a:stretch>
+                  </pic:blipFill>
+                  <pic:spPr bwMode="auto">
+                    <a:xfrm>
+                      <a:off x="0" y="0"/>
+                      <a:ext cx="3413760" cy="1706880"/>
+                    </a:xfrm>
+                    <a:prstGeom prst="rect">
+                      <a:avLst/>
+                    </a:prstGeom>
+                    <a:noFill/>
+                    <a:ln>
+                      <a:noFill/>
+                    </a:ln>
+                  </pic:spPr>
+                </pic:pic>
+              </a:graphicData>
+            </a:graphic>
+          </wp:inline>
+        </w:drawing>
+      </w:r>
+    </w:p>
+    <w:p>
+      <w:pPr>
+        <w:widowControl/>
+        <w:jc w:val="left"/>
+        <w:rPr>
+          <w:rFonts w:ascii="Tahoma" w:eastAsia="微软雅黑" w:hAnsi="Tahoma"/>
+          <w:kern w:val="0"/>
+          <w:sz w:val="22"/>
+        </w:rPr>
+      </w:pPr>
+      <w:r>
+        <w:rPr>
+          <w:rFonts w:ascii="Tahoma" w:eastAsia="微软雅黑" w:hAnsi="Tahoma"/>
+          <w:kern w:val="0"/>
+          <w:sz w:val="22"/>
+        </w:rPr>
+        <w:br w:type="page"/>
+      </w:r>
+    </w:p>
+    <w:p>
+      <w:pPr>
+        <w:pStyle w:val="2"/>
+        <w:rPr>
+          <w:rFonts w:hint="eastAsia"/>
+        </w:rPr>
+      </w:pPr>
+      <w:r>
+        <w:rPr>
+          <w:rFonts w:hint="eastAsia"/>
+        </w:rPr>
+        <w:lastRenderedPageBreak/>
+        <w:t>===</w:t>
+      </w:r>
+      <w:r>
+        <w:rPr>
+          <w:rFonts w:hint="eastAsia"/>
+        </w:rPr>
+        <w:t>特效管理层</w:t>
+      </w:r>
+      <w:r>
+        <w:rPr>
+          <w:rFonts w:hint="eastAsia"/>
+        </w:rPr>
+        <w:t xml:space="preserve"> - 实现===</w:t>
+      </w:r>
     </w:p>
     <w:p>
       <w:pPr>
         <w:pStyle w:val="3"/>
         <w:rPr>
           <w:rFonts w:hint="eastAsia"/>
-          <w:sz w:val="28"/>
-        </w:rPr>
-      </w:pPr>
-      <w:r>
-        <w:rPr>
-          <w:rFonts w:hint="eastAsia"/>
-          <w:sz w:val="28"/>
-        </w:rPr>
-        <w:lastRenderedPageBreak/>
-        <w:t>基础</w:t>
-      </w:r>
-      <w:r>
-        <w:rPr>
-          <w:rFonts w:hint="eastAsia"/>
-          <w:sz w:val="28"/>
-        </w:rPr>
-        <w:t>配置</w:t>
+        </w:rPr>
+      </w:pPr>
+      <w:r>
+        <w:rPr>
+          <w:rFonts w:hint="eastAsia"/>
+        </w:rPr>
+        <w:t>基础配置</w:t>
       </w:r>
     </w:p>
     <w:p>
@@ -496,49 +1052,25 @@
     </w:p>
     <w:p>
       <w:pPr>
-        <w:widowControl/>
-        <w:adjustRightInd w:val="0"/>
-        <w:snapToGrid w:val="0"/>
-        <w:spacing w:after="200"/>
-        <w:jc w:val="left"/>
-        <w:rPr>
-          <w:rFonts w:ascii="Tahoma" w:eastAsia="微软雅黑" w:hAnsi="Tahoma"/>
-          <w:b/>
-          <w:bCs/>
-          <w:kern w:val="0"/>
-          <w:sz w:val="22"/>
-        </w:rPr>
-      </w:pPr>
-      <w:r>
-        <w:rPr>
-          <w:rFonts w:ascii="Tahoma" w:eastAsia="微软雅黑" w:hAnsi="Tahoma"/>
-          <w:b/>
-          <w:bCs/>
-          <w:kern w:val="0"/>
-          <w:sz w:val="22"/>
-        </w:rPr>
+        <w:pStyle w:val="4"/>
+      </w:pPr>
+      <w:r>
         <w:t>1</w:t>
       </w:r>
       <w:r>
         <w:rPr>
-          <w:rFonts w:ascii="Tahoma" w:eastAsia="微软雅黑" w:hAnsi="Tahoma" w:hint="eastAsia"/>
-          <w:b/>
-          <w:bCs/>
-          <w:kern w:val="0"/>
-          <w:sz w:val="22"/>
+          <w:rFonts w:hint="eastAsia"/>
         </w:rPr>
         <w:t>）</w:t>
       </w:r>
-      <w:r>
-        <w:rPr>
-          <w:rFonts w:ascii="Tahoma" w:eastAsia="微软雅黑" w:hAnsi="Tahoma" w:hint="eastAsia"/>
-          <w:b/>
-          <w:bCs/>
-          <w:kern w:val="0"/>
-          <w:sz w:val="22"/>
+      <w:proofErr w:type="gramStart"/>
+      <w:r>
+        <w:rPr>
+          <w:rFonts w:hint="eastAsia"/>
         </w:rPr>
         <w:t>图块设计</w:t>
       </w:r>
+      <w:proofErr w:type="gramEnd"/>
     </w:p>
     <w:p>
       <w:pPr>
@@ -558,15 +1090,25 @@
           <w:kern w:val="0"/>
           <w:sz w:val="22"/>
         </w:rPr>
-        <w:t>多留意图块的功能，以及所在的分类</w:t>
-      </w:r>
-      <w:r>
-        <w:rPr>
-          <w:rFonts w:ascii="Tahoma" w:eastAsia="微软雅黑" w:hAnsi="Tahoma" w:hint="eastAsia"/>
-          <w:kern w:val="0"/>
-          <w:sz w:val="22"/>
-        </w:rPr>
-        <w:t>。</w:t>
+        <w:t>多</w:t>
+      </w:r>
+      <w:proofErr w:type="gramStart"/>
+      <w:r>
+        <w:rPr>
+          <w:rFonts w:ascii="Tahoma" w:eastAsia="微软雅黑" w:hAnsi="Tahoma" w:hint="eastAsia"/>
+          <w:kern w:val="0"/>
+          <w:sz w:val="22"/>
+        </w:rPr>
+        <w:t>留意图块的</w:t>
+      </w:r>
+      <w:proofErr w:type="gramEnd"/>
+      <w:r>
+        <w:rPr>
+          <w:rFonts w:ascii="Tahoma" w:eastAsia="微软雅黑" w:hAnsi="Tahoma" w:hint="eastAsia"/>
+          <w:kern w:val="0"/>
+          <w:sz w:val="22"/>
+        </w:rPr>
+        <w:t>功能，以及所在的分类。</w:t>
       </w:r>
     </w:p>
     <w:p>
@@ -589,7 +1131,7 @@
           <w:szCs w:val="24"/>
         </w:rPr>
         <w:drawing>
-          <wp:inline distT="0" distB="0" distL="0" distR="0" wp14:anchorId="1B335EA6" wp14:editId="05386DF1">
+          <wp:inline distT="0" distB="0" distL="0" distR="0" wp14:anchorId="088A9B6B" wp14:editId="48790E1E">
             <wp:extent cx="2468880" cy="1912620"/>
             <wp:effectExtent l="0" t="0" r="7620" b="0"/>
             <wp:docPr id="755140952" name="图片 8"/>
@@ -606,7 +1148,7 @@
                     </pic:cNvPicPr>
                   </pic:nvPicPr>
                   <pic:blipFill>
-                    <a:blip r:embed="rId10">
+                    <a:blip r:embed="rId14">
                       <a:extLst>
                         <a:ext uri="{28A0092B-C50C-407E-A947-70E740481C1C}">
                           <a14:useLocalDpi xmlns:a14="http://schemas.microsoft.com/office/drawing/2010/main" val="0"/>
@@ -646,7 +1188,7 @@
           <w:szCs w:val="24"/>
         </w:rPr>
         <w:drawing>
-          <wp:inline distT="0" distB="0" distL="0" distR="0" wp14:anchorId="366F351E" wp14:editId="75CEB558">
+          <wp:inline distT="0" distB="0" distL="0" distR="0" wp14:anchorId="671F8237" wp14:editId="3ED378B5">
             <wp:extent cx="2636520" cy="2049780"/>
             <wp:effectExtent l="0" t="0" r="0" b="7620"/>
             <wp:docPr id="525407149" name="图片 9"/>
@@ -663,7 +1205,7 @@
                     </pic:cNvPicPr>
                   </pic:nvPicPr>
                   <pic:blipFill>
-                    <a:blip r:embed="rId11">
+                    <a:blip r:embed="rId15">
                       <a:extLst>
                         <a:ext uri="{28A0092B-C50C-407E-A947-70E740481C1C}">
                           <a14:useLocalDpi xmlns:a14="http://schemas.microsoft.com/office/drawing/2010/main" val="0"/>
@@ -715,7 +1257,7 @@
           <w:szCs w:val="24"/>
         </w:rPr>
         <w:drawing>
-          <wp:inline distT="0" distB="0" distL="0" distR="0" wp14:anchorId="01860EEE" wp14:editId="0EF76687">
+          <wp:inline distT="0" distB="0" distL="0" distR="0" wp14:anchorId="51CA93D7" wp14:editId="63968202">
             <wp:extent cx="1301362" cy="2430209"/>
             <wp:effectExtent l="0" t="0" r="0" b="8255"/>
             <wp:docPr id="183234912" name="图片 7"/>
@@ -732,7 +1274,7 @@
                     </pic:cNvPicPr>
                   </pic:nvPicPr>
                   <pic:blipFill>
-                    <a:blip r:embed="rId12">
+                    <a:blip r:embed="rId16">
                       <a:extLst>
                         <a:ext uri="{28A0092B-C50C-407E-A947-70E740481C1C}">
                           <a14:useLocalDpi xmlns:a14="http://schemas.microsoft.com/office/drawing/2010/main" val="0"/>
@@ -772,7 +1314,7 @@
           <w:szCs w:val="24"/>
         </w:rPr>
         <w:drawing>
-          <wp:inline distT="0" distB="0" distL="0" distR="0" wp14:anchorId="0D26A468" wp14:editId="0472C39F">
+          <wp:inline distT="0" distB="0" distL="0" distR="0" wp14:anchorId="20067DF1" wp14:editId="341A39A7">
             <wp:extent cx="2598420" cy="1821180"/>
             <wp:effectExtent l="0" t="0" r="0" b="7620"/>
             <wp:docPr id="1718228514" name="图片 10"/>
@@ -789,7 +1331,7 @@
                     </pic:cNvPicPr>
                   </pic:nvPicPr>
                   <pic:blipFill>
-                    <a:blip r:embed="rId13">
+                    <a:blip r:embed="rId17">
                       <a:extLst>
                         <a:ext uri="{28A0092B-C50C-407E-A947-70E740481C1C}">
                           <a14:useLocalDpi xmlns:a14="http://schemas.microsoft.com/office/drawing/2010/main" val="0"/>
@@ -855,7 +1397,7 @@
     </w:p>
     <w:p>
       <w:pPr>
-        <w:pStyle w:val="2"/>
+        <w:pStyle w:val="3"/>
         <w:rPr>
           <w:rFonts w:hint="eastAsia"/>
         </w:rPr>
@@ -865,43 +1407,30 @@
           <w:rFonts w:hint="eastAsia"/>
         </w:rPr>
         <w:lastRenderedPageBreak/>
-        <w:t>特效管理层</w:t>
-      </w:r>
-      <w:r>
-        <w:rPr>
-          <w:rFonts w:hint="eastAsia"/>
-        </w:rPr>
-        <w:t>-</w:t>
-      </w:r>
-      <w:r>
-        <w:rPr>
-          <w:rFonts w:hint="eastAsia"/>
-        </w:rPr>
         <w:t>设计</w:t>
       </w:r>
+      <w:r>
+        <w:rPr>
+          <w:rFonts w:hint="eastAsia"/>
+        </w:rPr>
+        <w:t>简介</w:t>
+      </w:r>
     </w:p>
     <w:p>
       <w:pPr>
         <w:pStyle w:val="3"/>
         <w:rPr>
           <w:rFonts w:hint="eastAsia"/>
-          <w:sz w:val="28"/>
-        </w:rPr>
-      </w:pPr>
-      <w:r>
-        <w:rPr>
-          <w:rFonts w:hint="eastAsia"/>
-          <w:sz w:val="28"/>
-        </w:rPr>
-        <w:t>设计</w:t>
-      </w:r>
-      <w:r>
-        <w:rPr>
-          <w:rFonts w:hint="eastAsia"/>
-          <w:sz w:val="28"/>
-        </w:rPr>
-        <w:t>简介</w:t>
-      </w:r>
+        </w:rPr>
+      </w:pPr>
+      <w:proofErr w:type="gramStart"/>
+      <w:r>
+        <w:rPr>
+          <w:rFonts w:hint="eastAsia"/>
+        </w:rPr>
+        <w:t>图块绘制</w:t>
+      </w:r>
+      <w:proofErr w:type="gramEnd"/>
     </w:p>
     <w:p>
       <w:pPr>
@@ -920,746 +1449,19 @@
         <w:rPr>
           <w:rFonts w:hint="eastAsia"/>
         </w:rPr>
-        <w:t>灵感来源</w:t>
+        <w:t>差异化</w:t>
+      </w:r>
+      <w:r>
+        <w:rPr>
+          <w:rFonts w:hint="eastAsia"/>
+        </w:rPr>
+        <w:t>高墙</w:t>
       </w:r>
     </w:p>
     <w:p>
       <w:pPr>
         <w:widowControl/>
         <w:snapToGrid w:val="0"/>
-        <w:jc w:val="left"/>
-        <w:rPr>
-          <w:rFonts w:ascii="Tahoma" w:eastAsia="微软雅黑" w:hAnsi="Tahoma"/>
-          <w:kern w:val="0"/>
-          <w:sz w:val="22"/>
-        </w:rPr>
-      </w:pPr>
-      <w:r>
-        <w:rPr>
-          <w:rFonts w:ascii="Tahoma" w:eastAsia="微软雅黑" w:hAnsi="Tahoma" w:hint="eastAsia"/>
-          <w:kern w:val="0"/>
-          <w:sz w:val="22"/>
-        </w:rPr>
-        <w:t>2</w:t>
-      </w:r>
-      <w:r>
-        <w:rPr>
-          <w:rFonts w:ascii="Tahoma" w:eastAsia="微软雅黑" w:hAnsi="Tahoma"/>
-          <w:kern w:val="0"/>
-          <w:sz w:val="22"/>
-        </w:rPr>
-        <w:t>02</w:t>
-      </w:r>
-      <w:r>
-        <w:rPr>
-          <w:rFonts w:ascii="Tahoma" w:eastAsia="微软雅黑" w:hAnsi="Tahoma"/>
-          <w:kern w:val="0"/>
-          <w:sz w:val="22"/>
-        </w:rPr>
-        <w:t>3</w:t>
-      </w:r>
-      <w:r>
-        <w:rPr>
-          <w:rFonts w:ascii="Tahoma" w:eastAsia="微软雅黑" w:hAnsi="Tahoma" w:hint="eastAsia"/>
-          <w:kern w:val="0"/>
-          <w:sz w:val="22"/>
-        </w:rPr>
-        <w:t>年</w:t>
-      </w:r>
-      <w:r>
-        <w:rPr>
-          <w:rFonts w:ascii="Tahoma" w:eastAsia="微软雅黑" w:hAnsi="Tahoma"/>
-          <w:kern w:val="0"/>
-          <w:sz w:val="22"/>
-        </w:rPr>
-        <w:t>6</w:t>
-      </w:r>
-      <w:r>
-        <w:rPr>
-          <w:rFonts w:ascii="Tahoma" w:eastAsia="微软雅黑" w:hAnsi="Tahoma" w:hint="eastAsia"/>
-          <w:kern w:val="0"/>
-          <w:sz w:val="22"/>
-        </w:rPr>
-        <w:t>月</w:t>
-      </w:r>
-      <w:r>
-        <w:rPr>
-          <w:rFonts w:ascii="Tahoma" w:eastAsia="微软雅黑" w:hAnsi="Tahoma"/>
-          <w:kern w:val="0"/>
-          <w:sz w:val="22"/>
-        </w:rPr>
-        <w:t>5</w:t>
-      </w:r>
-      <w:r>
-        <w:rPr>
-          <w:rFonts w:ascii="Tahoma" w:eastAsia="微软雅黑" w:hAnsi="Tahoma" w:hint="eastAsia"/>
-          <w:kern w:val="0"/>
-          <w:sz w:val="22"/>
-        </w:rPr>
-        <w:t>日</w:t>
-      </w:r>
-      <w:r>
-        <w:rPr>
-          <w:rFonts w:ascii="Tahoma" w:eastAsia="微软雅黑" w:hAnsi="Tahoma" w:hint="eastAsia"/>
-          <w:kern w:val="0"/>
-          <w:sz w:val="22"/>
-        </w:rPr>
-        <w:t>，</w:t>
-      </w:r>
-      <w:r>
-        <w:rPr>
-          <w:rFonts w:ascii="Tahoma" w:eastAsia="微软雅黑" w:hAnsi="Tahoma" w:hint="eastAsia"/>
-          <w:kern w:val="0"/>
-          <w:sz w:val="22"/>
-        </w:rPr>
-        <w:t>我在</w:t>
-      </w:r>
-      <w:r>
-        <w:rPr>
-          <w:rFonts w:ascii="Tahoma" w:eastAsia="微软雅黑" w:hAnsi="Tahoma" w:hint="eastAsia"/>
-          <w:kern w:val="0"/>
-          <w:sz w:val="22"/>
-        </w:rPr>
-        <w:t>b</w:t>
-      </w:r>
-      <w:r>
-        <w:rPr>
-          <w:rFonts w:ascii="Tahoma" w:eastAsia="微软雅黑" w:hAnsi="Tahoma" w:hint="eastAsia"/>
-          <w:kern w:val="0"/>
-          <w:sz w:val="22"/>
-        </w:rPr>
-        <w:t>站到处逛，碰巧看见了一个东方游戏</w:t>
-      </w:r>
-      <w:r>
-        <w:rPr>
-          <w:rFonts w:ascii="Tahoma" w:eastAsia="微软雅黑" w:hAnsi="Tahoma" w:hint="eastAsia"/>
-          <w:kern w:val="0"/>
-          <w:sz w:val="22"/>
-        </w:rPr>
-        <w:t>《</w:t>
-      </w:r>
-      <w:r>
-        <w:rPr>
-          <w:rFonts w:ascii="微软雅黑" w:eastAsia="微软雅黑" w:hAnsi="微软雅黑" w:hint="eastAsia"/>
-          <w:color w:val="18191C"/>
-          <w:sz w:val="23"/>
-          <w:szCs w:val="23"/>
-          <w:shd w:val="clear" w:color="auto" w:fill="FFFFFF"/>
-        </w:rPr>
-        <w:t>Yumma Game</w:t>
-      </w:r>
-      <w:r>
-        <w:rPr>
-          <w:rFonts w:ascii="Tahoma" w:eastAsia="微软雅黑" w:hAnsi="Tahoma" w:hint="eastAsia"/>
-          <w:kern w:val="0"/>
-          <w:sz w:val="22"/>
-        </w:rPr>
-        <w:t>》</w:t>
-      </w:r>
-      <w:r>
-        <w:rPr>
-          <w:rFonts w:ascii="Tahoma" w:eastAsia="微软雅黑" w:hAnsi="Tahoma" w:hint="eastAsia"/>
-          <w:kern w:val="0"/>
-          <w:sz w:val="22"/>
-        </w:rPr>
-        <w:t>，</w:t>
-      </w:r>
-    </w:p>
-    <w:p>
-      <w:pPr>
-        <w:widowControl/>
-        <w:snapToGrid w:val="0"/>
-        <w:jc w:val="left"/>
-        <w:rPr>
-          <w:rFonts w:ascii="Tahoma" w:eastAsia="微软雅黑" w:hAnsi="Tahoma"/>
-          <w:kern w:val="0"/>
-          <w:sz w:val="22"/>
-        </w:rPr>
-      </w:pPr>
-      <w:r>
-        <w:rPr>
-          <w:rFonts w:ascii="Tahoma" w:eastAsia="微软雅黑" w:hAnsi="Tahoma" w:hint="eastAsia"/>
-          <w:kern w:val="0"/>
-          <w:sz w:val="22"/>
-        </w:rPr>
-        <w:t>这里的图块超级简陋，但是，意境和感受却非常到位。</w:t>
-      </w:r>
-    </w:p>
-    <w:p>
-      <w:pPr>
-        <w:widowControl/>
-        <w:snapToGrid w:val="0"/>
-        <w:jc w:val="left"/>
-        <w:rPr>
-          <w:rFonts w:ascii="Tahoma" w:eastAsia="微软雅黑" w:hAnsi="Tahoma"/>
-          <w:kern w:val="0"/>
-          <w:sz w:val="22"/>
-        </w:rPr>
-      </w:pPr>
-      <w:r>
-        <w:rPr>
-          <w:rFonts w:ascii="Tahoma" w:eastAsia="微软雅黑" w:hAnsi="Tahoma" w:hint="eastAsia"/>
-          <w:kern w:val="0"/>
-          <w:sz w:val="22"/>
-        </w:rPr>
-        <w:t>蓝色的会被联想为河流，绿色的会被联想为草地，黄色会被联想为泥土路。</w:t>
-      </w:r>
-    </w:p>
-    <w:p>
-      <w:pPr>
-        <w:widowControl/>
-        <w:snapToGrid w:val="0"/>
-        <w:jc w:val="center"/>
-        <w:rPr>
-          <w:rFonts w:ascii="Tahoma" w:eastAsia="微软雅黑" w:hAnsi="Tahoma"/>
-          <w:kern w:val="0"/>
-          <w:sz w:val="22"/>
-        </w:rPr>
-      </w:pPr>
-      <w:r>
-        <w:rPr>
-          <w:noProof/>
-        </w:rPr>
-        <w:drawing>
-          <wp:inline distT="0" distB="0" distL="0" distR="0" wp14:anchorId="600D4ECF" wp14:editId="50101CE5">
-            <wp:extent cx="4413150" cy="2453640"/>
-            <wp:effectExtent l="0" t="0" r="6985" b="3810"/>
-            <wp:docPr id="249328616" name="图片 2"/>
-            <wp:cNvGraphicFramePr>
-              <a:graphicFrameLocks xmlns:a="http://schemas.openxmlformats.org/drawingml/2006/main" noChangeAspect="1"/>
-            </wp:cNvGraphicFramePr>
-            <a:graphic xmlns:a="http://schemas.openxmlformats.org/drawingml/2006/main">
-              <a:graphicData uri="http://schemas.openxmlformats.org/drawingml/2006/picture">
-                <pic:pic xmlns:pic="http://schemas.openxmlformats.org/drawingml/2006/picture">
-                  <pic:nvPicPr>
-                    <pic:cNvPr id="0" name="Picture 3"/>
-                    <pic:cNvPicPr>
-                      <a:picLocks noChangeAspect="1" noChangeArrowheads="1"/>
-                    </pic:cNvPicPr>
-                  </pic:nvPicPr>
-                  <pic:blipFill>
-                    <a:blip r:embed="rId14">
-                      <a:extLst>
-                        <a:ext uri="{28A0092B-C50C-407E-A947-70E740481C1C}">
-                          <a14:useLocalDpi xmlns:a14="http://schemas.microsoft.com/office/drawing/2010/main" val="0"/>
-                        </a:ext>
-                      </a:extLst>
-                    </a:blip>
-                    <a:srcRect/>
-                    <a:stretch>
-                      <a:fillRect/>
-                    </a:stretch>
-                  </pic:blipFill>
-                  <pic:spPr bwMode="auto">
-                    <a:xfrm>
-                      <a:off x="0" y="0"/>
-                      <a:ext cx="4427162" cy="2461430"/>
-                    </a:xfrm>
-                    <a:prstGeom prst="rect">
-                      <a:avLst/>
-                    </a:prstGeom>
-                    <a:noFill/>
-                    <a:ln>
-                      <a:noFill/>
-                    </a:ln>
-                  </pic:spPr>
-                </pic:pic>
-              </a:graphicData>
-            </a:graphic>
-          </wp:inline>
-        </w:drawing>
-      </w:r>
-    </w:p>
-    <w:p>
-      <w:pPr>
-        <w:widowControl/>
-        <w:snapToGrid w:val="0"/>
-        <w:jc w:val="left"/>
-        <w:rPr>
-          <w:rFonts w:ascii="Tahoma" w:eastAsia="微软雅黑" w:hAnsi="Tahoma"/>
-          <w:kern w:val="0"/>
-          <w:sz w:val="22"/>
-        </w:rPr>
-      </w:pPr>
-      <w:r>
-        <w:rPr>
-          <w:rFonts w:ascii="Tahoma" w:eastAsia="微软雅黑" w:hAnsi="Tahoma" w:hint="eastAsia"/>
-          <w:kern w:val="0"/>
-          <w:sz w:val="22"/>
-        </w:rPr>
-        <w:t>只不过，里面的</w:t>
-      </w:r>
-      <w:r>
-        <w:rPr>
-          <w:rFonts w:ascii="Tahoma" w:eastAsia="微软雅黑" w:hAnsi="Tahoma" w:hint="eastAsia"/>
-          <w:kern w:val="0"/>
-          <w:sz w:val="22"/>
-        </w:rPr>
-        <w:t>竹子</w:t>
-      </w:r>
-      <w:r>
-        <w:rPr>
-          <w:rFonts w:ascii="Tahoma" w:eastAsia="微软雅黑" w:hAnsi="Tahoma" w:hint="eastAsia"/>
-          <w:kern w:val="0"/>
-          <w:sz w:val="22"/>
-        </w:rPr>
-        <w:t>，太难看了，于是我找了其他合理的东西加了进来。</w:t>
-      </w:r>
-    </w:p>
-    <w:p>
-      <w:pPr>
-        <w:widowControl/>
-        <w:snapToGrid w:val="0"/>
-        <w:jc w:val="left"/>
-        <w:rPr>
-          <w:rFonts w:ascii="Tahoma" w:eastAsia="微软雅黑" w:hAnsi="Tahoma"/>
-          <w:kern w:val="0"/>
-          <w:sz w:val="22"/>
-        </w:rPr>
-      </w:pPr>
-      <w:r>
-        <w:rPr>
-          <w:rFonts w:ascii="Tahoma" w:eastAsia="微软雅黑" w:hAnsi="Tahoma" w:hint="eastAsia"/>
-          <w:kern w:val="0"/>
-          <w:sz w:val="22"/>
-        </w:rPr>
-        <w:t>比如《地球冒险</w:t>
-      </w:r>
-      <w:r>
-        <w:rPr>
-          <w:rFonts w:ascii="Tahoma" w:eastAsia="微软雅黑" w:hAnsi="Tahoma" w:hint="eastAsia"/>
-          <w:kern w:val="0"/>
-          <w:sz w:val="22"/>
-        </w:rPr>
-        <w:t>3</w:t>
-      </w:r>
-      <w:r>
-        <w:rPr>
-          <w:rFonts w:ascii="Tahoma" w:eastAsia="微软雅黑" w:hAnsi="Tahoma" w:hint="eastAsia"/>
-          <w:kern w:val="0"/>
-          <w:sz w:val="22"/>
-        </w:rPr>
-        <w:t>》的花朵，《魔兽争霸</w:t>
-      </w:r>
-      <w:r>
-        <w:rPr>
-          <w:rFonts w:ascii="Tahoma" w:eastAsia="微软雅黑" w:hAnsi="Tahoma" w:hint="eastAsia"/>
-          <w:kern w:val="0"/>
-          <w:sz w:val="22"/>
-        </w:rPr>
-        <w:t>3</w:t>
-      </w:r>
-      <w:r>
-        <w:rPr>
-          <w:rFonts w:ascii="Tahoma" w:eastAsia="微软雅黑" w:hAnsi="Tahoma" w:hint="eastAsia"/>
-          <w:kern w:val="0"/>
-          <w:sz w:val="22"/>
-        </w:rPr>
-        <w:t>》的</w:t>
-      </w:r>
-      <w:r>
-        <w:rPr>
-          <w:rFonts w:ascii="Tahoma" w:eastAsia="微软雅黑" w:hAnsi="Tahoma" w:hint="eastAsia"/>
-          <w:kern w:val="0"/>
-          <w:sz w:val="22"/>
-        </w:rPr>
-        <w:t>松树</w:t>
-      </w:r>
-      <w:r>
-        <w:rPr>
-          <w:rFonts w:ascii="Tahoma" w:eastAsia="微软雅黑" w:hAnsi="Tahoma" w:hint="eastAsia"/>
-          <w:kern w:val="0"/>
-          <w:sz w:val="22"/>
-        </w:rPr>
-        <w:t>，</w:t>
-      </w:r>
-      <w:r>
-        <w:rPr>
-          <w:rFonts w:ascii="Tahoma" w:eastAsia="微软雅黑" w:hAnsi="Tahoma" w:hint="eastAsia"/>
-          <w:kern w:val="0"/>
-          <w:sz w:val="22"/>
-        </w:rPr>
-        <w:t>以及《</w:t>
-      </w:r>
-      <w:r>
-        <w:rPr>
-          <w:rFonts w:ascii="Tahoma" w:eastAsia="微软雅黑" w:hAnsi="Tahoma" w:hint="eastAsia"/>
-          <w:kern w:val="0"/>
-          <w:sz w:val="22"/>
-        </w:rPr>
-        <w:t>rm</w:t>
-      </w:r>
-      <w:r>
-        <w:rPr>
-          <w:rFonts w:ascii="Tahoma" w:eastAsia="微软雅黑" w:hAnsi="Tahoma" w:hint="eastAsia"/>
-          <w:kern w:val="0"/>
-          <w:sz w:val="22"/>
-        </w:rPr>
-        <w:t>》默认的石板路。</w:t>
-      </w:r>
-    </w:p>
-    <w:p>
-      <w:pPr>
-        <w:widowControl/>
-        <w:snapToGrid w:val="0"/>
-        <w:jc w:val="center"/>
-        <w:rPr>
-          <w:rFonts w:ascii="Tahoma" w:eastAsia="微软雅黑" w:hAnsi="Tahoma"/>
-          <w:kern w:val="0"/>
-          <w:sz w:val="22"/>
-        </w:rPr>
-      </w:pPr>
-      <w:r>
-        <w:rPr>
-          <w:rFonts w:ascii="Tahoma" w:eastAsia="微软雅黑" w:hAnsi="Tahoma"/>
-          <w:noProof/>
-          <w:kern w:val="0"/>
-          <w:sz w:val="22"/>
-        </w:rPr>
-        <w:drawing>
-          <wp:inline distT="0" distB="0" distL="0" distR="0" wp14:anchorId="3C0E7C5E" wp14:editId="33C74E1A">
-            <wp:extent cx="1974174" cy="1652905"/>
-            <wp:effectExtent l="0" t="0" r="7620" b="4445"/>
-            <wp:docPr id="1072530763" name="图片 3"/>
-            <wp:cNvGraphicFramePr>
-              <a:graphicFrameLocks xmlns:a="http://schemas.openxmlformats.org/drawingml/2006/main" noChangeAspect="1"/>
-            </wp:cNvGraphicFramePr>
-            <a:graphic xmlns:a="http://schemas.openxmlformats.org/drawingml/2006/main">
-              <a:graphicData uri="http://schemas.openxmlformats.org/drawingml/2006/picture">
-                <pic:pic xmlns:pic="http://schemas.openxmlformats.org/drawingml/2006/picture">
-                  <pic:nvPicPr>
-                    <pic:cNvPr id="0" name="Picture 5"/>
-                    <pic:cNvPicPr>
-                      <a:picLocks noChangeAspect="1" noChangeArrowheads="1"/>
-                    </pic:cNvPicPr>
-                  </pic:nvPicPr>
-                  <pic:blipFill>
-                    <a:blip r:embed="rId15">
-                      <a:extLst>
-                        <a:ext uri="{28A0092B-C50C-407E-A947-70E740481C1C}">
-                          <a14:useLocalDpi xmlns:a14="http://schemas.microsoft.com/office/drawing/2010/main" val="0"/>
-                        </a:ext>
-                      </a:extLst>
-                    </a:blip>
-                    <a:srcRect/>
-                    <a:stretch>
-                      <a:fillRect/>
-                    </a:stretch>
-                  </pic:blipFill>
-                  <pic:spPr bwMode="auto">
-                    <a:xfrm>
-                      <a:off x="0" y="0"/>
-                      <a:ext cx="1982314" cy="1659721"/>
-                    </a:xfrm>
-                    <a:prstGeom prst="rect">
-                      <a:avLst/>
-                    </a:prstGeom>
-                    <a:noFill/>
-                    <a:ln>
-                      <a:noFill/>
-                    </a:ln>
-                  </pic:spPr>
-                </pic:pic>
-              </a:graphicData>
-            </a:graphic>
-          </wp:inline>
-        </w:drawing>
-      </w:r>
-      <w:r>
-        <w:rPr>
-          <w:rFonts w:ascii="Tahoma" w:eastAsia="微软雅黑" w:hAnsi="Tahoma"/>
-          <w:noProof/>
-          <w:kern w:val="0"/>
-          <w:sz w:val="22"/>
-        </w:rPr>
-        <w:drawing>
-          <wp:inline distT="0" distB="0" distL="0" distR="0" wp14:anchorId="247511EF" wp14:editId="5D0DEF2E">
-            <wp:extent cx="2237552" cy="1623060"/>
-            <wp:effectExtent l="0" t="0" r="0" b="0"/>
-            <wp:docPr id="689525197" name="图片 4"/>
-            <wp:cNvGraphicFramePr>
-              <a:graphicFrameLocks xmlns:a="http://schemas.openxmlformats.org/drawingml/2006/main" noChangeAspect="1"/>
-            </wp:cNvGraphicFramePr>
-            <a:graphic xmlns:a="http://schemas.openxmlformats.org/drawingml/2006/main">
-              <a:graphicData uri="http://schemas.openxmlformats.org/drawingml/2006/picture">
-                <pic:pic xmlns:pic="http://schemas.openxmlformats.org/drawingml/2006/picture">
-                  <pic:nvPicPr>
-                    <pic:cNvPr id="0" name="Picture 7"/>
-                    <pic:cNvPicPr>
-                      <a:picLocks noChangeAspect="1" noChangeArrowheads="1"/>
-                    </pic:cNvPicPr>
-                  </pic:nvPicPr>
-                  <pic:blipFill>
-                    <a:blip r:embed="rId16">
-                      <a:extLst>
-                        <a:ext uri="{28A0092B-C50C-407E-A947-70E740481C1C}">
-                          <a14:useLocalDpi xmlns:a14="http://schemas.microsoft.com/office/drawing/2010/main" val="0"/>
-                        </a:ext>
-                      </a:extLst>
-                    </a:blip>
-                    <a:srcRect/>
-                    <a:stretch>
-                      <a:fillRect/>
-                    </a:stretch>
-                  </pic:blipFill>
-                  <pic:spPr bwMode="auto">
-                    <a:xfrm>
-                      <a:off x="0" y="0"/>
-                      <a:ext cx="2240471" cy="1625177"/>
-                    </a:xfrm>
-                    <a:prstGeom prst="rect">
-                      <a:avLst/>
-                    </a:prstGeom>
-                    <a:noFill/>
-                    <a:ln>
-                      <a:noFill/>
-                    </a:ln>
-                  </pic:spPr>
-                </pic:pic>
-              </a:graphicData>
-            </a:graphic>
-          </wp:inline>
-        </w:drawing>
-      </w:r>
-    </w:p>
-    <w:p>
-      <w:pPr>
-        <w:widowControl/>
-        <w:snapToGrid w:val="0"/>
-        <w:jc w:val="center"/>
-        <w:rPr>
-          <w:rFonts w:ascii="Tahoma" w:eastAsia="微软雅黑" w:hAnsi="Tahoma"/>
-          <w:kern w:val="0"/>
-          <w:sz w:val="22"/>
-        </w:rPr>
-      </w:pPr>
-      <w:r>
-        <w:rPr>
-          <w:rFonts w:ascii="Tahoma" w:eastAsia="微软雅黑" w:hAnsi="Tahoma"/>
-          <w:noProof/>
-          <w:kern w:val="0"/>
-          <w:sz w:val="22"/>
-        </w:rPr>
-        <w:drawing>
-          <wp:inline distT="0" distB="0" distL="0" distR="0" wp14:anchorId="559264A8" wp14:editId="0D582B8C">
-            <wp:extent cx="1889760" cy="1652948"/>
-            <wp:effectExtent l="0" t="0" r="0" b="4445"/>
-            <wp:docPr id="230541804" name="图片 5"/>
-            <wp:cNvGraphicFramePr>
-              <a:graphicFrameLocks xmlns:a="http://schemas.openxmlformats.org/drawingml/2006/main" noChangeAspect="1"/>
-            </wp:cNvGraphicFramePr>
-            <a:graphic xmlns:a="http://schemas.openxmlformats.org/drawingml/2006/main">
-              <a:graphicData uri="http://schemas.openxmlformats.org/drawingml/2006/picture">
-                <pic:pic xmlns:pic="http://schemas.openxmlformats.org/drawingml/2006/picture">
-                  <pic:nvPicPr>
-                    <pic:cNvPr id="0" name="Picture 9"/>
-                    <pic:cNvPicPr>
-                      <a:picLocks noChangeAspect="1" noChangeArrowheads="1"/>
-                    </pic:cNvPicPr>
-                  </pic:nvPicPr>
-                  <pic:blipFill>
-                    <a:blip r:embed="rId17">
-                      <a:extLst>
-                        <a:ext uri="{28A0092B-C50C-407E-A947-70E740481C1C}">
-                          <a14:useLocalDpi xmlns:a14="http://schemas.microsoft.com/office/drawing/2010/main" val="0"/>
-                        </a:ext>
-                      </a:extLst>
-                    </a:blip>
-                    <a:srcRect/>
-                    <a:stretch>
-                      <a:fillRect/>
-                    </a:stretch>
-                  </pic:blipFill>
-                  <pic:spPr bwMode="auto">
-                    <a:xfrm>
-                      <a:off x="0" y="0"/>
-                      <a:ext cx="1893462" cy="1656186"/>
-                    </a:xfrm>
-                    <a:prstGeom prst="rect">
-                      <a:avLst/>
-                    </a:prstGeom>
-                    <a:noFill/>
-                    <a:ln>
-                      <a:noFill/>
-                    </a:ln>
-                  </pic:spPr>
-                </pic:pic>
-              </a:graphicData>
-            </a:graphic>
-          </wp:inline>
-        </w:drawing>
-      </w:r>
-    </w:p>
-    <w:p>
-      <w:pPr>
-        <w:widowControl/>
-        <w:snapToGrid w:val="0"/>
-        <w:jc w:val="left"/>
-        <w:rPr>
-          <w:rFonts w:ascii="Tahoma" w:eastAsia="微软雅黑" w:hAnsi="Tahoma"/>
-          <w:kern w:val="0"/>
-          <w:sz w:val="22"/>
-        </w:rPr>
-      </w:pPr>
-    </w:p>
-    <w:p>
-      <w:pPr>
-        <w:widowControl/>
-        <w:snapToGrid w:val="0"/>
-        <w:rPr>
-          <w:rFonts w:ascii="Tahoma" w:eastAsia="微软雅黑" w:hAnsi="Tahoma"/>
-          <w:kern w:val="0"/>
-          <w:sz w:val="22"/>
-        </w:rPr>
-      </w:pPr>
-      <w:r>
-        <w:rPr>
-          <w:rFonts w:ascii="Tahoma" w:eastAsia="微软雅黑" w:hAnsi="Tahoma" w:hint="eastAsia"/>
-          <w:kern w:val="0"/>
-          <w:sz w:val="22"/>
-        </w:rPr>
-        <w:t>好了，开始画画</w:t>
-      </w:r>
-      <w:r>
-        <w:rPr>
-          <w:rFonts w:ascii="Tahoma" w:eastAsia="微软雅黑" w:hAnsi="Tahoma" w:hint="eastAsia"/>
-          <w:kern w:val="0"/>
-          <w:sz w:val="22"/>
-        </w:rPr>
-        <w:t>。</w:t>
-      </w:r>
-    </w:p>
-    <w:p>
-      <w:pPr>
-        <w:widowControl/>
-        <w:snapToGrid w:val="0"/>
-        <w:jc w:val="center"/>
-        <w:rPr>
-          <w:rFonts w:ascii="Tahoma" w:eastAsia="微软雅黑" w:hAnsi="Tahoma"/>
-          <w:kern w:val="0"/>
-          <w:sz w:val="22"/>
-        </w:rPr>
-      </w:pPr>
-      <w:r>
-        <w:rPr>
-          <w:noProof/>
-        </w:rPr>
-        <w:drawing>
-          <wp:inline distT="0" distB="0" distL="0" distR="0" wp14:anchorId="22E8B4AC" wp14:editId="4002ACBC">
-            <wp:extent cx="4716780" cy="2358390"/>
-            <wp:effectExtent l="0" t="0" r="7620" b="3810"/>
-            <wp:docPr id="692593062" name="图片 692593062"/>
-            <wp:cNvGraphicFramePr>
-              <a:graphicFrameLocks xmlns:a="http://schemas.openxmlformats.org/drawingml/2006/main" noChangeAspect="1"/>
-            </wp:cNvGraphicFramePr>
-            <a:graphic xmlns:a="http://schemas.openxmlformats.org/drawingml/2006/main">
-              <a:graphicData uri="http://schemas.openxmlformats.org/drawingml/2006/picture">
-                <pic:pic xmlns:pic="http://schemas.openxmlformats.org/drawingml/2006/picture">
-                  <pic:nvPicPr>
-                    <pic:cNvPr id="0" name="Picture 1"/>
-                    <pic:cNvPicPr>
-                      <a:picLocks noChangeAspect="1" noChangeArrowheads="1"/>
-                    </pic:cNvPicPr>
-                  </pic:nvPicPr>
-                  <pic:blipFill>
-                    <a:blip r:embed="rId18">
-                      <a:extLst>
-                        <a:ext uri="{28A0092B-C50C-407E-A947-70E740481C1C}">
-                          <a14:useLocalDpi xmlns:a14="http://schemas.microsoft.com/office/drawing/2010/main" val="0"/>
-                        </a:ext>
-                      </a:extLst>
-                    </a:blip>
-                    <a:srcRect/>
-                    <a:stretch>
-                      <a:fillRect/>
-                    </a:stretch>
-                  </pic:blipFill>
-                  <pic:spPr bwMode="auto">
-                    <a:xfrm>
-                      <a:off x="0" y="0"/>
-                      <a:ext cx="4716780" cy="2358390"/>
-                    </a:xfrm>
-                    <a:prstGeom prst="rect">
-                      <a:avLst/>
-                    </a:prstGeom>
-                    <a:noFill/>
-                    <a:ln>
-                      <a:noFill/>
-                    </a:ln>
-                  </pic:spPr>
-                </pic:pic>
-              </a:graphicData>
-            </a:graphic>
-          </wp:inline>
-        </w:drawing>
-      </w:r>
-    </w:p>
-    <w:p>
-      <w:pPr>
-        <w:widowControl/>
-        <w:jc w:val="left"/>
-        <w:rPr>
-          <w:rFonts w:ascii="Tahoma" w:eastAsia="微软雅黑" w:hAnsi="Tahoma"/>
-          <w:kern w:val="0"/>
-          <w:sz w:val="22"/>
-        </w:rPr>
-      </w:pPr>
-      <w:r>
-        <w:rPr>
-          <w:rFonts w:ascii="Tahoma" w:eastAsia="微软雅黑" w:hAnsi="Tahoma"/>
-          <w:kern w:val="0"/>
-          <w:sz w:val="22"/>
-        </w:rPr>
-        <w:br w:type="page"/>
-      </w:r>
-    </w:p>
-    <w:p>
-      <w:pPr>
-        <w:pStyle w:val="3"/>
-        <w:rPr>
-          <w:rFonts w:hint="eastAsia"/>
-          <w:sz w:val="28"/>
-        </w:rPr>
-      </w:pPr>
-      <w:r>
-        <w:rPr>
-          <w:rFonts w:hint="eastAsia"/>
-          <w:sz w:val="28"/>
-        </w:rPr>
-        <w:lastRenderedPageBreak/>
-        <w:t>图块绘制</w:t>
-      </w:r>
-    </w:p>
-    <w:p>
-      <w:pPr>
-        <w:pStyle w:val="4"/>
-        <w:rPr>
-          <w:rFonts w:hint="eastAsia"/>
-        </w:rPr>
-      </w:pPr>
-      <w:r>
-        <w:rPr>
-          <w:rFonts w:hint="eastAsia"/>
-        </w:rPr>
-        <w:t>1）</w:t>
-      </w:r>
-      <w:r>
-        <w:rPr>
-          <w:rFonts w:hint="eastAsia"/>
-        </w:rPr>
-        <w:t>差异化</w:t>
-      </w:r>
-      <w:r>
-        <w:rPr>
-          <w:rFonts w:hint="eastAsia"/>
-        </w:rPr>
-        <w:t>高墙</w:t>
-      </w:r>
-    </w:p>
-    <w:p>
-      <w:pPr>
-        <w:widowControl/>
-        <w:snapToGrid w:val="0"/>
         <w:rPr>
           <w:rFonts w:ascii="Tahoma" w:eastAsia="微软雅黑" w:hAnsi="Tahoma"/>
           <w:kern w:val="0"/>
@@ -1688,7 +1490,25 @@
           <w:kern w:val="0"/>
           <w:sz w:val="22"/>
         </w:rPr>
-        <w:t>水里的墙壁，凑不齐一个图块的高度。</w:t>
+        <w:t>水里的墙壁，凑不齐</w:t>
+      </w:r>
+      <w:proofErr w:type="gramStart"/>
+      <w:r>
+        <w:rPr>
+          <w:rFonts w:ascii="Tahoma" w:eastAsia="微软雅黑" w:hAnsi="Tahoma" w:hint="eastAsia"/>
+          <w:kern w:val="0"/>
+          <w:sz w:val="22"/>
+        </w:rPr>
+        <w:t>一个图块的</w:t>
+      </w:r>
+      <w:proofErr w:type="gramEnd"/>
+      <w:r>
+        <w:rPr>
+          <w:rFonts w:ascii="Tahoma" w:eastAsia="微软雅黑" w:hAnsi="Tahoma" w:hint="eastAsia"/>
+          <w:kern w:val="0"/>
+          <w:sz w:val="22"/>
+        </w:rPr>
+        <w:t>高度。</w:t>
       </w:r>
     </w:p>
     <w:p>
@@ -1727,7 +1547,7 @@
                     </pic:cNvPicPr>
                   </pic:nvPicPr>
                   <pic:blipFill>
-                    <a:blip r:embed="rId19">
+                    <a:blip r:embed="rId18">
                       <a:extLst>
                         <a:ext uri="{28A0092B-C50C-407E-A947-70E740481C1C}">
                           <a14:useLocalDpi xmlns:a14="http://schemas.microsoft.com/office/drawing/2010/main" val="0"/>
@@ -1775,7 +1595,25 @@
           <w:kern w:val="0"/>
           <w:sz w:val="22"/>
         </w:rPr>
-        <w:t>这是故意设计的，因为如果是图块的那个高度，墙壁并不好看。</w:t>
+        <w:t>这是故意设计的，因为如果</w:t>
+      </w:r>
+      <w:proofErr w:type="gramStart"/>
+      <w:r>
+        <w:rPr>
+          <w:rFonts w:ascii="Tahoma" w:eastAsia="微软雅黑" w:hAnsi="Tahoma" w:hint="eastAsia"/>
+          <w:kern w:val="0"/>
+          <w:sz w:val="22"/>
+        </w:rPr>
+        <w:t>是图块的</w:t>
+      </w:r>
+      <w:proofErr w:type="gramEnd"/>
+      <w:r>
+        <w:rPr>
+          <w:rFonts w:ascii="Tahoma" w:eastAsia="微软雅黑" w:hAnsi="Tahoma" w:hint="eastAsia"/>
+          <w:kern w:val="0"/>
+          <w:sz w:val="22"/>
+        </w:rPr>
+        <w:t>那个高度，墙壁并不好看。</w:t>
       </w:r>
     </w:p>
     <w:p>
@@ -1814,7 +1652,7 @@
                     </pic:cNvPicPr>
                   </pic:nvPicPr>
                   <pic:blipFill>
-                    <a:blip r:embed="rId20">
+                    <a:blip r:embed="rId19">
                       <a:extLst>
                         <a:ext uri="{28A0092B-C50C-407E-A947-70E740481C1C}">
                           <a14:useLocalDpi xmlns:a14="http://schemas.microsoft.com/office/drawing/2010/main" val="0"/>
@@ -1862,7 +1700,25 @@
           <w:kern w:val="0"/>
           <w:sz w:val="22"/>
         </w:rPr>
-        <w:t>所以，这种矮图块，在叠加地面中可以添加。</w:t>
+        <w:t>所以，这种</w:t>
+      </w:r>
+      <w:proofErr w:type="gramStart"/>
+      <w:r>
+        <w:rPr>
+          <w:rFonts w:ascii="Tahoma" w:eastAsia="微软雅黑" w:hAnsi="Tahoma" w:hint="eastAsia"/>
+          <w:kern w:val="0"/>
+          <w:sz w:val="22"/>
+        </w:rPr>
+        <w:t>矮图块</w:t>
+      </w:r>
+      <w:proofErr w:type="gramEnd"/>
+      <w:r>
+        <w:rPr>
+          <w:rFonts w:ascii="Tahoma" w:eastAsia="微软雅黑" w:hAnsi="Tahoma" w:hint="eastAsia"/>
+          <w:kern w:val="0"/>
+          <w:sz w:val="22"/>
+        </w:rPr>
+        <w:t>，在叠加地面中可以添加。</w:t>
       </w:r>
     </w:p>
     <w:p>
@@ -1881,7 +1737,25 @@
           <w:kern w:val="0"/>
           <w:sz w:val="22"/>
         </w:rPr>
-        <w:t>并且，两种图块画的小岛，你能隐约感觉到两个岛的高度不一样。</w:t>
+        <w:t>并且，</w:t>
+      </w:r>
+      <w:proofErr w:type="gramStart"/>
+      <w:r>
+        <w:rPr>
+          <w:rFonts w:ascii="Tahoma" w:eastAsia="微软雅黑" w:hAnsi="Tahoma" w:hint="eastAsia"/>
+          <w:kern w:val="0"/>
+          <w:sz w:val="22"/>
+        </w:rPr>
+        <w:t>两种图块画</w:t>
+      </w:r>
+      <w:proofErr w:type="gramEnd"/>
+      <w:r>
+        <w:rPr>
+          <w:rFonts w:ascii="Tahoma" w:eastAsia="微软雅黑" w:hAnsi="Tahoma" w:hint="eastAsia"/>
+          <w:kern w:val="0"/>
+          <w:sz w:val="22"/>
+        </w:rPr>
+        <w:t>的小岛，你能隐约感觉到两个岛的高度不一样。</w:t>
       </w:r>
     </w:p>
     <w:p>
@@ -1920,7 +1794,7 @@
                     </pic:cNvPicPr>
                   </pic:nvPicPr>
                   <pic:blipFill>
-                    <a:blip r:embed="rId10">
+                    <a:blip r:embed="rId14">
                       <a:extLst>
                         <a:ext uri="{28A0092B-C50C-407E-A947-70E740481C1C}">
                           <a14:useLocalDpi xmlns:a14="http://schemas.microsoft.com/office/drawing/2010/main" val="0"/>
@@ -1976,7 +1850,7 @@
                     </pic:cNvPicPr>
                   </pic:nvPicPr>
                   <pic:blipFill>
-                    <a:blip r:embed="rId21">
+                    <a:blip r:embed="rId20">
                       <a:extLst>
                         <a:ext uri="{28A0092B-C50C-407E-A947-70E740481C1C}">
                           <a14:useLocalDpi xmlns:a14="http://schemas.microsoft.com/office/drawing/2010/main" val="0"/>
@@ -2083,7 +1957,25 @@
           <w:kern w:val="0"/>
           <w:sz w:val="22"/>
         </w:rPr>
-        <w:t>花朵图块其实实际只占六个图块，</w:t>
+        <w:t>花朵</w:t>
+      </w:r>
+      <w:proofErr w:type="gramStart"/>
+      <w:r>
+        <w:rPr>
+          <w:rFonts w:ascii="Tahoma" w:eastAsia="微软雅黑" w:hAnsi="Tahoma" w:hint="eastAsia"/>
+          <w:kern w:val="0"/>
+          <w:sz w:val="22"/>
+        </w:rPr>
+        <w:t>图块其实</w:t>
+      </w:r>
+      <w:proofErr w:type="gramEnd"/>
+      <w:r>
+        <w:rPr>
+          <w:rFonts w:ascii="Tahoma" w:eastAsia="微软雅黑" w:hAnsi="Tahoma" w:hint="eastAsia"/>
+          <w:kern w:val="0"/>
+          <w:sz w:val="22"/>
+        </w:rPr>
+        <w:t>实际只占六个图块，</w:t>
       </w:r>
     </w:p>
     <w:p>
@@ -2103,7 +1995,25 @@
           <w:kern w:val="0"/>
           <w:sz w:val="22"/>
         </w:rPr>
-        <w:t>由于图块最多可以叠加两次，</w:t>
+        <w:t>由于</w:t>
+      </w:r>
+      <w:proofErr w:type="gramStart"/>
+      <w:r>
+        <w:rPr>
+          <w:rFonts w:ascii="Tahoma" w:eastAsia="微软雅黑" w:hAnsi="Tahoma" w:hint="eastAsia"/>
+          <w:kern w:val="0"/>
+          <w:sz w:val="22"/>
+        </w:rPr>
+        <w:t>图块最多</w:t>
+      </w:r>
+      <w:proofErr w:type="gramEnd"/>
+      <w:r>
+        <w:rPr>
+          <w:rFonts w:ascii="Tahoma" w:eastAsia="微软雅黑" w:hAnsi="Tahoma" w:hint="eastAsia"/>
+          <w:kern w:val="0"/>
+          <w:sz w:val="22"/>
+        </w:rPr>
+        <w:t>可以叠加两次，</w:t>
       </w:r>
     </w:p>
     <w:p>
@@ -2204,7 +2114,7 @@
                     </pic:cNvPicPr>
                   </pic:nvPicPr>
                   <pic:blipFill>
-                    <a:blip r:embed="rId22">
+                    <a:blip r:embed="rId21">
                       <a:extLst>
                         <a:ext uri="{28A0092B-C50C-407E-A947-70E740481C1C}">
                           <a14:useLocalDpi xmlns:a14="http://schemas.microsoft.com/office/drawing/2010/main" val="0"/>
@@ -2270,7 +2180,7 @@
                     </pic:cNvPicPr>
                   </pic:nvPicPr>
                   <pic:blipFill>
-                    <a:blip r:embed="rId23">
+                    <a:blip r:embed="rId22">
                       <a:extLst>
                         <a:ext uri="{28A0092B-C50C-407E-A947-70E740481C1C}">
                           <a14:useLocalDpi xmlns:a14="http://schemas.microsoft.com/office/drawing/2010/main" val="0"/>
@@ -2339,7 +2249,7 @@
                     </pic:cNvPicPr>
                   </pic:nvPicPr>
                   <pic:blipFill>
-                    <a:blip r:embed="rId24">
+                    <a:blip r:embed="rId23">
                       <a:extLst>
                         <a:ext uri="{28A0092B-C50C-407E-A947-70E740481C1C}">
                           <a14:useLocalDpi xmlns:a14="http://schemas.microsoft.com/office/drawing/2010/main" val="0"/>
@@ -2405,7 +2315,7 @@
                     </pic:cNvPicPr>
                   </pic:nvPicPr>
                   <pic:blipFill>
-                    <a:blip r:embed="rId25">
+                    <a:blip r:embed="rId24">
                       <a:extLst>
                         <a:ext uri="{28A0092B-C50C-407E-A947-70E740481C1C}">
                           <a14:useLocalDpi xmlns:a14="http://schemas.microsoft.com/office/drawing/2010/main" val="0"/>
@@ -2550,6 +2460,7 @@
         </w:rPr>
         <w:tab/>
       </w:r>
+      <w:proofErr w:type="gramStart"/>
       <w:r>
         <w:rPr>
           <w:rFonts w:ascii="Tahoma" w:eastAsia="微软雅黑" w:hAnsi="Tahoma" w:hint="eastAsia"/>
@@ -2558,6 +2469,7 @@
         </w:rPr>
         <w:t>图块</w:t>
       </w:r>
+      <w:proofErr w:type="gramEnd"/>
       <w:r>
         <w:rPr>
           <w:rFonts w:ascii="Tahoma" w:eastAsia="微软雅黑" w:hAnsi="Tahoma" w:hint="eastAsia"/>
@@ -2701,6 +2613,7 @@
         </w:rPr>
         <w:t>其中有教你如何画图块的章节：</w:t>
       </w:r>
+      <w:proofErr w:type="gramStart"/>
       <w:r>
         <w:rPr>
           <w:rFonts w:ascii="Tahoma" w:eastAsia="微软雅黑" w:hAnsi="Tahoma" w:hint="eastAsia"/>
@@ -2708,7 +2621,17 @@
           <w:kern w:val="0"/>
           <w:sz w:val="22"/>
         </w:rPr>
-        <w:t>图块填涂方法</w:t>
+        <w:t>图块填涂</w:t>
+      </w:r>
+      <w:proofErr w:type="gramEnd"/>
+      <w:r>
+        <w:rPr>
+          <w:rFonts w:ascii="Tahoma" w:eastAsia="微软雅黑" w:hAnsi="Tahoma" w:hint="eastAsia"/>
+          <w:color w:val="0070C0"/>
+          <w:kern w:val="0"/>
+          <w:sz w:val="22"/>
+        </w:rPr>
+        <w:t>方法</w:t>
       </w:r>
     </w:p>
     <w:p>
@@ -2738,13 +2661,23 @@
         </w:rPr>
         <w:t>R</w:t>
       </w:r>
-      <w:r>
-        <w:rPr>
-          <w:rFonts w:ascii="Tahoma" w:eastAsia="微软雅黑" w:hAnsi="Tahoma" w:hint="eastAsia"/>
-          <w:kern w:val="0"/>
-          <w:sz w:val="22"/>
-        </w:rPr>
-        <w:t>图块放置规则：</w:t>
+      <w:proofErr w:type="gramStart"/>
+      <w:r>
+        <w:rPr>
+          <w:rFonts w:ascii="Tahoma" w:eastAsia="微软雅黑" w:hAnsi="Tahoma" w:hint="eastAsia"/>
+          <w:kern w:val="0"/>
+          <w:sz w:val="22"/>
+        </w:rPr>
+        <w:t>图块放置</w:t>
+      </w:r>
+      <w:proofErr w:type="gramEnd"/>
+      <w:r>
+        <w:rPr>
+          <w:rFonts w:ascii="Tahoma" w:eastAsia="微软雅黑" w:hAnsi="Tahoma" w:hint="eastAsia"/>
+          <w:kern w:val="0"/>
+          <w:sz w:val="22"/>
+        </w:rPr>
+        <w:t>规则：</w:t>
       </w:r>
       <w:r>
         <w:rPr>
@@ -2802,7 +2735,7 @@
                     </pic:cNvPicPr>
                   </pic:nvPicPr>
                   <pic:blipFill>
-                    <a:blip r:embed="rId26">
+                    <a:blip r:embed="rId25">
                       <a:extLst>
                         <a:ext uri="{28A0092B-C50C-407E-A947-70E740481C1C}">
                           <a14:useLocalDpi xmlns:a14="http://schemas.microsoft.com/office/drawing/2010/main" val="0"/>
@@ -2868,9 +2801,6 @@
     <w:p>
       <w:pPr>
         <w:pStyle w:val="2"/>
-        <w:rPr>
-          <w:rFonts w:hint="eastAsia"/>
-        </w:rPr>
       </w:pPr>
       <w:bookmarkStart w:id="0" w:name="_基础规律"/>
       <w:bookmarkEnd w:id="0"/>
@@ -2879,19 +2809,47 @@
           <w:rFonts w:hint="eastAsia"/>
         </w:rPr>
         <w:lastRenderedPageBreak/>
+        <w:t>===</w:t>
+      </w:r>
+      <w:r>
+        <w:rPr>
+          <w:rFonts w:hint="eastAsia"/>
+        </w:rPr>
         <w:t>特效管理层</w:t>
       </w:r>
       <w:r>
         <w:rPr>
           <w:rFonts w:hint="eastAsia"/>
         </w:rPr>
-        <w:t>-</w:t>
-      </w:r>
-      <w:r>
-        <w:rPr>
-          <w:rFonts w:hint="eastAsia"/>
-        </w:rPr>
-        <w:t>细节问题</w:t>
+        <w:t xml:space="preserve"> - 注意事项===</w:t>
+      </w:r>
+    </w:p>
+    <w:p>
+      <w:pPr>
+        <w:pStyle w:val="3"/>
+        <w:rPr>
+          <w:rFonts w:hint="eastAsia"/>
+        </w:rPr>
+      </w:pPr>
+      <w:proofErr w:type="gramStart"/>
+      <w:r>
+        <w:rPr>
+          <w:rFonts w:hint="eastAsia"/>
+        </w:rPr>
+        <w:t>图块</w:t>
+      </w:r>
+      <w:r>
+        <w:rPr>
+          <w:rFonts w:hint="eastAsia"/>
+        </w:rPr>
+        <w:t>画</w:t>
+      </w:r>
+      <w:proofErr w:type="gramEnd"/>
+      <w:r>
+        <w:rPr>
+          <w:rFonts w:hint="eastAsia"/>
+        </w:rPr>
+        <w:t>的太慢</w:t>
       </w:r>
     </w:p>
     <w:p>
@@ -2900,18 +2858,18 @@
         <w:snapToGrid w:val="0"/>
         <w:jc w:val="left"/>
         <w:rPr>
-          <w:rFonts w:ascii="Tahoma" w:eastAsia="微软雅黑" w:hAnsi="Tahoma"/>
-          <w:kern w:val="0"/>
-          <w:sz w:val="22"/>
-        </w:rPr>
-      </w:pPr>
-      <w:r>
-        <w:rPr>
-          <w:rFonts w:ascii="Tahoma" w:eastAsia="微软雅黑" w:hAnsi="Tahoma" w:hint="eastAsia"/>
-          <w:kern w:val="0"/>
-          <w:sz w:val="22"/>
-        </w:rPr>
-        <w:t>暂无</w:t>
+          <w:rFonts w:ascii="Tahoma" w:eastAsia="微软雅黑" w:hAnsi="Tahoma" w:hint="eastAsia"/>
+          <w:kern w:val="0"/>
+          <w:sz w:val="22"/>
+        </w:rPr>
+      </w:pPr>
+      <w:r>
+        <w:rPr>
+          <w:rFonts w:ascii="Tahoma" w:eastAsia="微软雅黑" w:hAnsi="Tahoma" w:hint="eastAsia"/>
+          <w:kern w:val="0"/>
+          <w:sz w:val="22"/>
+        </w:rPr>
+        <w:t>这是没办法的事情。</w:t>
       </w:r>
     </w:p>
     <w:p>
@@ -2920,14 +2878,52 @@
         <w:snapToGrid w:val="0"/>
         <w:jc w:val="left"/>
         <w:rPr>
-          <w:rFonts w:ascii="Tahoma" w:eastAsia="微软雅黑" w:hAnsi="Tahoma"/>
+          <w:rFonts w:ascii="Tahoma" w:eastAsia="微软雅黑" w:hAnsi="Tahoma" w:hint="eastAsia"/>
+          <w:kern w:val="0"/>
+          <w:sz w:val="22"/>
+        </w:rPr>
+      </w:pPr>
+      <w:proofErr w:type="gramStart"/>
+      <w:r>
+        <w:rPr>
+          <w:rFonts w:ascii="Tahoma" w:eastAsia="微软雅黑" w:hAnsi="Tahoma" w:hint="eastAsia"/>
+          <w:kern w:val="0"/>
+          <w:sz w:val="22"/>
+        </w:rPr>
+        <w:t>图块浓缩</w:t>
+      </w:r>
+      <w:proofErr w:type="gramEnd"/>
+      <w:r>
+        <w:rPr>
+          <w:rFonts w:ascii="Tahoma" w:eastAsia="微软雅黑" w:hAnsi="Tahoma" w:hint="eastAsia"/>
+          <w:kern w:val="0"/>
+          <w:sz w:val="22"/>
+        </w:rPr>
+        <w:t>了相当多的画画物体，</w:t>
+      </w:r>
+      <w:r>
+        <w:rPr>
+          <w:rFonts w:ascii="Tahoma" w:eastAsia="微软雅黑" w:hAnsi="Tahoma" w:hint="eastAsia"/>
+          <w:kern w:val="0"/>
+          <w:sz w:val="22"/>
+        </w:rPr>
+        <w:t>只要几个图块，就能画出很不一样的内容。</w:t>
+      </w:r>
+    </w:p>
+    <w:p>
+      <w:pPr>
+        <w:widowControl/>
+        <w:snapToGrid w:val="0"/>
+        <w:jc w:val="left"/>
+        <w:rPr>
+          <w:rFonts w:ascii="Tahoma" w:eastAsia="微软雅黑" w:hAnsi="Tahoma" w:hint="eastAsia"/>
           <w:kern w:val="0"/>
           <w:sz w:val="22"/>
         </w:rPr>
       </w:pPr>
     </w:p>
     <w:sectPr>
-      <w:headerReference w:type="default" r:id="rId27"/>
+      <w:headerReference w:type="default" r:id="rId26"/>
       <w:pgSz w:w="11906" w:h="16838"/>
       <w:pgMar w:top="1440" w:right="1800" w:bottom="1440" w:left="1800" w:header="851" w:footer="992" w:gutter="0"/>
       <w:cols w:space="425"/>
@@ -3536,41 +3532,42 @@
     <w:uiPriority w:val="9"/>
     <w:unhideWhenUsed/>
     <w:qFormat/>
-    <w:rsid w:val="00AA0818"/>
+    <w:rsid w:val="00230120"/>
     <w:pPr>
       <w:keepNext/>
       <w:keepLines/>
-      <w:spacing w:before="260" w:after="260" w:line="416" w:lineRule="auto"/>
+      <w:spacing w:before="120" w:after="120" w:line="415" w:lineRule="auto"/>
       <w:outlineLvl w:val="2"/>
     </w:pPr>
     <w:rPr>
       <w:b/>
       <w:bCs/>
-      <w:sz w:val="32"/>
-      <w:szCs w:val="32"/>
+      <w:sz w:val="28"/>
+      <w:szCs w:val="28"/>
     </w:rPr>
   </w:style>
   <w:style w:type="paragraph" w:styleId="4">
     <w:name w:val="heading 4"/>
+    <w:aliases w:val="第三层条,第四层,(１)黑小三,36标题4,标题 4 Char Char,1.1.1.1,1.1.1.1标题 4,H4,h4,PIM 4,第四层1 Char,第四层1,四级标题,四级,bullet,bl,bb,论文标题 3,论文标题3,四级标题 Char,36标题 4,第三层条1.1,1.1.1.1 标题 4,第三层条1,第三层条2,第三层条3,第三层条4,第三层条5,第三层条6,第三层条7,第三层条8,第三层条9,第三层条10,第三层条11,第三层条12,第三层条13,标题 4-lzg"/>
     <w:basedOn w:val="a"/>
     <w:next w:val="a"/>
     <w:link w:val="40"/>
     <w:uiPriority w:val="9"/>
     <w:unhideWhenUsed/>
     <w:qFormat/>
-    <w:rsid w:val="00E354C4"/>
+    <w:rsid w:val="00D47E96"/>
     <w:pPr>
       <w:keepNext/>
       <w:keepLines/>
-      <w:spacing w:before="280" w:after="290" w:line="376" w:lineRule="auto"/>
+      <w:snapToGrid w:val="0"/>
+      <w:spacing w:before="120" w:after="120"/>
       <w:outlineLvl w:val="3"/>
     </w:pPr>
     <w:rPr>
-      <w:rFonts w:asciiTheme="majorHAnsi" w:eastAsiaTheme="majorEastAsia" w:hAnsiTheme="majorHAnsi" w:cstheme="majorBidi"/>
+      <w:rFonts w:ascii="微软雅黑" w:eastAsia="微软雅黑" w:hAnsi="微软雅黑" w:cstheme="majorBidi"/>
       <w:b/>
       <w:bCs/>
-      <w:sz w:val="28"/>
-      <w:szCs w:val="28"/>
+      <w:sz w:val="22"/>
     </w:rPr>
   </w:style>
   <w:style w:type="character" w:default="1" w:styleId="a0">
@@ -3826,12 +3823,12 @@
     <w:basedOn w:val="a0"/>
     <w:link w:val="3"/>
     <w:uiPriority w:val="9"/>
-    <w:rsid w:val="00AA0818"/>
+    <w:rsid w:val="00230120"/>
     <w:rPr>
       <w:b/>
       <w:bCs/>
-      <w:sz w:val="32"/>
-      <w:szCs w:val="32"/>
+      <w:sz w:val="28"/>
+      <w:szCs w:val="28"/>
     </w:rPr>
   </w:style>
   <w:style w:type="paragraph" w:styleId="af1">
@@ -3858,16 +3855,16 @@
   </w:style>
   <w:style w:type="character" w:customStyle="1" w:styleId="40">
     <w:name w:val="标题 4 字符"/>
+    <w:aliases w:val="第三层条 字符,第四层 字符,(１)黑小三 字符,36标题4 字符,标题 4 Char Char 字符,1.1.1.1 字符,1.1.1.1标题 4 字符,H4 字符,h4 字符,PIM 4 字符,第四层1 Char 字符,第四层1 字符,四级标题 字符,四级 字符,bullet 字符,bl 字符,bb 字符,论文标题 3 字符,论文标题3 字符,四级标题 Char 字符,36标题 4 字符,第三层条1.1 字符,1.1.1.1 标题 4 字符,第三层条1 字符,第三层条2 字符"/>
     <w:basedOn w:val="a0"/>
     <w:link w:val="4"/>
     <w:uiPriority w:val="9"/>
-    <w:rsid w:val="00E354C4"/>
+    <w:rsid w:val="00D47E96"/>
     <w:rPr>
-      <w:rFonts w:asciiTheme="majorHAnsi" w:eastAsiaTheme="majorEastAsia" w:hAnsiTheme="majorHAnsi" w:cstheme="majorBidi"/>
+      <w:rFonts w:ascii="微软雅黑" w:eastAsia="微软雅黑" w:hAnsi="微软雅黑" w:cstheme="majorBidi"/>
       <w:b/>
       <w:bCs/>
-      <w:sz w:val="28"/>
-      <w:szCs w:val="28"/>
+      <w:sz w:val="22"/>
     </w:rPr>
   </w:style>
 </w:styles>
